--- a/docs/MODULES/Reports.docx
+++ b/docs/MODULES/Reports.docx
@@ -475,6 +475,12 @@
               <w:right w:w="60" w:type="dxa"/>
             </w:tcMar>
             <w:shd w:fill="1A365D" w:val="clear"/>
+            <w:tcMar>
+              <w:top w:w="40" w:type="dxa"/>
+              <w:bottom w:w="40" w:type="dxa"/>
+              <w:left w:w="60" w:type="dxa"/>
+              <w:right w:w="60" w:type="dxa"/>
+            </w:tcMar>
           </w:tcPr>
           <w:p>
             <w:pPr>
@@ -502,6 +508,12 @@
               <w:right w:w="60" w:type="dxa"/>
             </w:tcMar>
             <w:shd w:fill="1A365D" w:val="clear"/>
+            <w:tcMar>
+              <w:top w:w="40" w:type="dxa"/>
+              <w:bottom w:w="40" w:type="dxa"/>
+              <w:left w:w="60" w:type="dxa"/>
+              <w:right w:w="60" w:type="dxa"/>
+            </w:tcMar>
           </w:tcPr>
           <w:p>
             <w:pPr>
@@ -530,6 +542,12 @@
               <w:left w:w="60" w:type="dxa"/>
               <w:right w:w="60" w:type="dxa"/>
             </w:tcMar>
+            <w:tcMar>
+              <w:top w:w="40" w:type="dxa"/>
+              <w:bottom w:w="40" w:type="dxa"/>
+              <w:left w:w="60" w:type="dxa"/>
+              <w:right w:w="60" w:type="dxa"/>
+            </w:tcMar>
           </w:tcPr>
           <w:p>
             <w:pPr>
@@ -548,6 +566,12 @@
         </w:tc>
         <w:tc>
           <w:tcPr>
+            <w:tcMar>
+              <w:top w:w="40" w:type="dxa"/>
+              <w:bottom w:w="40" w:type="dxa"/>
+              <w:left w:w="60" w:type="dxa"/>
+              <w:right w:w="60" w:type="dxa"/>
+            </w:tcMar>
             <w:tcMar>
               <w:top w:w="40" w:type="dxa"/>
               <w:bottom w:w="40" w:type="dxa"/>
@@ -661,6 +685,12 @@
               <w:left w:w="60" w:type="dxa"/>
               <w:right w:w="60" w:type="dxa"/>
             </w:tcMar>
+            <w:tcMar>
+              <w:top w:w="40" w:type="dxa"/>
+              <w:bottom w:w="40" w:type="dxa"/>
+              <w:left w:w="60" w:type="dxa"/>
+              <w:right w:w="60" w:type="dxa"/>
+            </w:tcMar>
           </w:tcPr>
           <w:p>
             <w:pPr>
@@ -679,6 +709,12 @@
         </w:tc>
         <w:tc>
           <w:tcPr>
+            <w:tcMar>
+              <w:top w:w="40" w:type="dxa"/>
+              <w:bottom w:w="40" w:type="dxa"/>
+              <w:left w:w="60" w:type="dxa"/>
+              <w:right w:w="60" w:type="dxa"/>
+            </w:tcMar>
             <w:tcMar>
               <w:top w:w="40" w:type="dxa"/>
               <w:bottom w:w="40" w:type="dxa"/>
@@ -770,6 +806,12 @@
               <w:left w:w="60" w:type="dxa"/>
               <w:right w:w="60" w:type="dxa"/>
             </w:tcMar>
+            <w:tcMar>
+              <w:top w:w="40" w:type="dxa"/>
+              <w:bottom w:w="40" w:type="dxa"/>
+              <w:left w:w="60" w:type="dxa"/>
+              <w:right w:w="60" w:type="dxa"/>
+            </w:tcMar>
           </w:tcPr>
           <w:p>
             <w:pPr>
@@ -788,6 +830,12 @@
         </w:tc>
         <w:tc>
           <w:tcPr>
+            <w:tcMar>
+              <w:top w:w="40" w:type="dxa"/>
+              <w:bottom w:w="40" w:type="dxa"/>
+              <w:left w:w="60" w:type="dxa"/>
+              <w:right w:w="60" w:type="dxa"/>
+            </w:tcMar>
             <w:tcMar>
               <w:top w:w="40" w:type="dxa"/>
               <w:bottom w:w="40" w:type="dxa"/>
@@ -828,6 +876,12 @@
               <w:left w:w="60" w:type="dxa"/>
               <w:right w:w="60" w:type="dxa"/>
             </w:tcMar>
+            <w:tcMar>
+              <w:top w:w="40" w:type="dxa"/>
+              <w:bottom w:w="40" w:type="dxa"/>
+              <w:left w:w="60" w:type="dxa"/>
+              <w:right w:w="60" w:type="dxa"/>
+            </w:tcMar>
           </w:tcPr>
           <w:p>
             <w:pPr>
@@ -846,6 +900,12 @@
         </w:tc>
         <w:tc>
           <w:tcPr>
+            <w:tcMar>
+              <w:top w:w="40" w:type="dxa"/>
+              <w:bottom w:w="40" w:type="dxa"/>
+              <w:left w:w="60" w:type="dxa"/>
+              <w:right w:w="60" w:type="dxa"/>
+            </w:tcMar>
             <w:tcMar>
               <w:top w:w="40" w:type="dxa"/>
               <w:bottom w:w="40" w:type="dxa"/>

--- a/docs/MODULES/Reports.docx
+++ b/docs/MODULES/Reports.docx
@@ -475,12 +475,6 @@
               <w:right w:w="60" w:type="dxa"/>
             </w:tcMar>
             <w:shd w:fill="1A365D" w:val="clear"/>
-            <w:tcMar>
-              <w:top w:w="40" w:type="dxa"/>
-              <w:bottom w:w="40" w:type="dxa"/>
-              <w:left w:w="60" w:type="dxa"/>
-              <w:right w:w="60" w:type="dxa"/>
-            </w:tcMar>
           </w:tcPr>
           <w:p>
             <w:pPr>
@@ -508,12 +502,6 @@
               <w:right w:w="60" w:type="dxa"/>
             </w:tcMar>
             <w:shd w:fill="1A365D" w:val="clear"/>
-            <w:tcMar>
-              <w:top w:w="40" w:type="dxa"/>
-              <w:bottom w:w="40" w:type="dxa"/>
-              <w:left w:w="60" w:type="dxa"/>
-              <w:right w:w="60" w:type="dxa"/>
-            </w:tcMar>
           </w:tcPr>
           <w:p>
             <w:pPr>
@@ -542,12 +530,6 @@
               <w:left w:w="60" w:type="dxa"/>
               <w:right w:w="60" w:type="dxa"/>
             </w:tcMar>
-            <w:tcMar>
-              <w:top w:w="40" w:type="dxa"/>
-              <w:bottom w:w="40" w:type="dxa"/>
-              <w:left w:w="60" w:type="dxa"/>
-              <w:right w:w="60" w:type="dxa"/>
-            </w:tcMar>
           </w:tcPr>
           <w:p>
             <w:pPr>
@@ -566,12 +548,6 @@
         </w:tc>
         <w:tc>
           <w:tcPr>
-            <w:tcMar>
-              <w:top w:w="40" w:type="dxa"/>
-              <w:bottom w:w="40" w:type="dxa"/>
-              <w:left w:w="60" w:type="dxa"/>
-              <w:right w:w="60" w:type="dxa"/>
-            </w:tcMar>
             <w:tcMar>
               <w:top w:w="40" w:type="dxa"/>
               <w:bottom w:w="40" w:type="dxa"/>
@@ -685,12 +661,6 @@
               <w:left w:w="60" w:type="dxa"/>
               <w:right w:w="60" w:type="dxa"/>
             </w:tcMar>
-            <w:tcMar>
-              <w:top w:w="40" w:type="dxa"/>
-              <w:bottom w:w="40" w:type="dxa"/>
-              <w:left w:w="60" w:type="dxa"/>
-              <w:right w:w="60" w:type="dxa"/>
-            </w:tcMar>
           </w:tcPr>
           <w:p>
             <w:pPr>
@@ -709,12 +679,6 @@
         </w:tc>
         <w:tc>
           <w:tcPr>
-            <w:tcMar>
-              <w:top w:w="40" w:type="dxa"/>
-              <w:bottom w:w="40" w:type="dxa"/>
-              <w:left w:w="60" w:type="dxa"/>
-              <w:right w:w="60" w:type="dxa"/>
-            </w:tcMar>
             <w:tcMar>
               <w:top w:w="40" w:type="dxa"/>
               <w:bottom w:w="40" w:type="dxa"/>
@@ -806,12 +770,6 @@
               <w:left w:w="60" w:type="dxa"/>
               <w:right w:w="60" w:type="dxa"/>
             </w:tcMar>
-            <w:tcMar>
-              <w:top w:w="40" w:type="dxa"/>
-              <w:bottom w:w="40" w:type="dxa"/>
-              <w:left w:w="60" w:type="dxa"/>
-              <w:right w:w="60" w:type="dxa"/>
-            </w:tcMar>
           </w:tcPr>
           <w:p>
             <w:pPr>
@@ -830,12 +788,6 @@
         </w:tc>
         <w:tc>
           <w:tcPr>
-            <w:tcMar>
-              <w:top w:w="40" w:type="dxa"/>
-              <w:bottom w:w="40" w:type="dxa"/>
-              <w:left w:w="60" w:type="dxa"/>
-              <w:right w:w="60" w:type="dxa"/>
-            </w:tcMar>
             <w:tcMar>
               <w:top w:w="40" w:type="dxa"/>
               <w:bottom w:w="40" w:type="dxa"/>
@@ -876,12 +828,6 @@
               <w:left w:w="60" w:type="dxa"/>
               <w:right w:w="60" w:type="dxa"/>
             </w:tcMar>
-            <w:tcMar>
-              <w:top w:w="40" w:type="dxa"/>
-              <w:bottom w:w="40" w:type="dxa"/>
-              <w:left w:w="60" w:type="dxa"/>
-              <w:right w:w="60" w:type="dxa"/>
-            </w:tcMar>
           </w:tcPr>
           <w:p>
             <w:pPr>
@@ -900,12 +846,6 @@
         </w:tc>
         <w:tc>
           <w:tcPr>
-            <w:tcMar>
-              <w:top w:w="40" w:type="dxa"/>
-              <w:bottom w:w="40" w:type="dxa"/>
-              <w:left w:w="60" w:type="dxa"/>
-              <w:right w:w="60" w:type="dxa"/>
-            </w:tcMar>
             <w:tcMar>
               <w:top w:w="40" w:type="dxa"/>
               <w:bottom w:w="40" w:type="dxa"/>

--- a/docs/MODULES/Reports.docx
+++ b/docs/MODULES/Reports.docx
@@ -10,7 +10,7 @@
         <w:t xml:space="preserve">Reports</w:t>
       </w:r>
     </w:p>
-    <w:bookmarkStart w:id="21" w:name="reports"/>
+    <w:bookmarkStart w:id="19" w:name="reports"/>
     <w:p>
       <w:pPr>
         <w:pStyle w:val="Heading1"/>
@@ -31,11 +31,9 @@
     <w:p>
       <w:pPr>
         <w:pStyle w:val="FirstParagraph"/>
-        <w:spacing w:after="160" w:line="276" w:lineRule="auto"/>
-        <w:jc w:val="left"/>
       </w:pPr>
       <w:r>
-        <w:t xml:space="preserve">Operational and regulatory reporting.</w:t>
+        <w:t xml:space="preserve">Staff</w:t>
       </w:r>
       <w:r>
         <w:t xml:space="preserve"> </w:t>
@@ -45,42 +43,54 @@
           <w:b/>
           <w:bCs/>
         </w:rPr>
-        <w:t xml:space="preserve">Not implemented</w:t>
+        <w:t xml:space="preserve">Reports</w:t>
       </w:r>
       <w:r>
         <w:t xml:space="preserve"> </w:t>
       </w:r>
       <w:r>
-        <w:t xml:space="preserve">— empty</w:t>
-      </w:r>
-      <w:r>
-        <w:t xml:space="preserve"> </w:t>
-      </w:r>
-      <w:r>
-        <w:rPr>
-          <w:rStyle w:val="VerbatimChar"/>
-        </w:rPr>
-        <w:t xml:space="preserve">com.bankone.report</w:t>
-      </w:r>
-      <w:r>
-        <w:t xml:space="preserve">; sidebar item has no</w:t>
-      </w:r>
-      <w:r>
-        <w:t xml:space="preserve"> </w:t>
-      </w:r>
-      <w:r>
-        <w:rPr>
-          <w:rStyle w:val="VerbatimChar"/>
-        </w:rPr>
-        <w:t xml:space="preserve">routerLink</w:t>
-      </w:r>
-      <w:r>
-        <w:t xml:space="preserve">.</w:t>
+        <w:t xml:space="preserve">hub with Chart.js UI and OpenPDF downloads:</w:t>
       </w:r>
     </w:p>
     <w:p>
       <w:pPr>
-        <w:pStyle w:val="BodyText"/>
+        <w:pStyle w:val="Compact"/>
+        <w:numPr>
+          <w:ilvl w:val="0"/>
+          <w:numId w:val="1001"/>
+        </w:numPr>
+      </w:pPr>
+      <w:r>
+        <w:t xml:space="preserve">Transaction trends (credits / debits over a date range)</w:t>
+      </w:r>
+    </w:p>
+    <w:p>
+      <w:pPr>
+        <w:pStyle w:val="Compact"/>
+        <w:numPr>
+          <w:ilvl w:val="0"/>
+          <w:numId w:val="1001"/>
+        </w:numPr>
+      </w:pPr>
+      <w:r>
+        <w:t xml:space="preserve">Account mix (counts by account type / status)</w:t>
+      </w:r>
+    </w:p>
+    <w:p>
+      <w:pPr>
+        <w:pStyle w:val="Compact"/>
+        <w:numPr>
+          <w:ilvl w:val="0"/>
+          <w:numId w:val="1001"/>
+        </w:numPr>
+      </w:pPr>
+      <w:r>
+        <w:t xml:space="preserve">Transfer approvals summary (ADMIN / MANAGER / AUDITOR)</w:t>
+      </w:r>
+    </w:p>
+    <w:p>
+      <w:pPr>
+        <w:pStyle w:val="FirstParagraph"/>
       </w:pPr>
       <w:r>
         <w:rPr>
@@ -93,7 +103,7 @@
         <w:t xml:space="preserve"> </w:t>
       </w:r>
       <w:r>
-        <w:t xml:space="preserve">Stub / Planned</w:t>
+        <w:t xml:space="preserve">Implemented</w:t>
       </w:r>
     </w:p>
     <w:bookmarkEnd w:id="9"/>
@@ -109,17 +119,15 @@
     <w:p>
       <w:pPr>
         <w:pStyle w:val="FirstParagraph"/>
-        <w:spacing w:after="160" w:line="276" w:lineRule="auto"/>
-        <w:jc w:val="left"/>
       </w:pPr>
       <w:r>
-        <w:t xml:space="preserve">Summaries for management (deposits today, account status mix, customer</w:t>
+        <w:t xml:space="preserve">Management visibility without raw SQL: trends, portfolio mix, approval</w:t>
       </w:r>
       <w:r>
         <w:t xml:space="preserve"> </w:t>
       </w:r>
       <w:r>
-        <w:t xml:space="preserve">growth).</w:t>
+        <w:t xml:space="preserve">workload.</w:t>
       </w:r>
     </w:p>
     <w:bookmarkEnd w:id="10"/>
@@ -134,12 +142,72 @@
     </w:p>
     <w:p>
       <w:pPr>
-        <w:pStyle w:val="FirstParagraph"/>
-        <w:spacing w:after="160" w:line="276" w:lineRule="auto"/>
-        <w:jc w:val="left"/>
+        <w:pStyle w:val="Compact"/>
+        <w:numPr>
+          <w:ilvl w:val="0"/>
+          <w:numId w:val="1002"/>
+        </w:numPr>
       </w:pPr>
       <w:r>
-        <w:t xml:space="preserve">Planned: Sidebar → Reports → choose report → date filters → export.</w:t>
+        <w:t xml:space="preserve">Sidebar →</w:t>
+      </w:r>
+      <w:r>
+        <w:t xml:space="preserve"> </w:t>
+      </w:r>
+      <w:r>
+        <w:rPr>
+          <w:b/>
+          <w:bCs/>
+        </w:rPr>
+        <w:t xml:space="preserve">Reports</w:t>
+      </w:r>
+      <w:r>
+        <w:t xml:space="preserve"> </w:t>
+      </w:r>
+      <w:r>
+        <w:t xml:space="preserve">(roles with</w:t>
+      </w:r>
+      <w:r>
+        <w:t xml:space="preserve"> </w:t>
+      </w:r>
+      <w:r>
+        <w:rPr>
+          <w:rStyle w:val="VerbatimChar"/>
+        </w:rPr>
+        <w:t xml:space="preserve">ACCOUNTS_READ</w:t>
+      </w:r>
+      <w:r>
+        <w:t xml:space="preserve">; approvals category</w:t>
+      </w:r>
+      <w:r>
+        <w:t xml:space="preserve"> </w:t>
+      </w:r>
+      <w:r>
+        <w:t xml:space="preserve">restricted to Admin/Manager/Auditor).</w:t>
+      </w:r>
+    </w:p>
+    <w:p>
+      <w:pPr>
+        <w:pStyle w:val="Compact"/>
+        <w:numPr>
+          <w:ilvl w:val="0"/>
+          <w:numId w:val="1002"/>
+        </w:numPr>
+      </w:pPr>
+      <w:r>
+        <w:t xml:space="preserve">Choose category → set filters → view chart + on-screen table.</w:t>
+      </w:r>
+    </w:p>
+    <w:p>
+      <w:pPr>
+        <w:pStyle w:val="Compact"/>
+        <w:numPr>
+          <w:ilvl w:val="0"/>
+          <w:numId w:val="1002"/>
+        </w:numPr>
+      </w:pPr>
+      <w:r>
+        <w:t xml:space="preserve">Download PDF.</w:t>
       </w:r>
     </w:p>
     <w:bookmarkEnd w:id="11"/>
@@ -154,48 +222,67 @@
     </w:p>
     <w:p>
       <w:pPr>
-        <w:pStyle w:val="FirstParagraph"/>
-        <w:spacing w:after="160" w:line="276" w:lineRule="auto"/>
-        <w:jc w:val="left"/>
+        <w:pStyle w:val="SourceCode"/>
       </w:pPr>
       <w:r>
-        <w:t xml:space="preserve">Planned:</w:t>
+        <w:rPr>
+          <w:rStyle w:val="VerbatimChar"/>
+        </w:rPr>
+        <w:t xml:space="preserve">Reports (Angular)</w:t>
       </w:r>
       <w:r>
-        <w:t xml:space="preserve"> </w:t>
+        <w:br/>
       </w:r>
       <w:r>
         <w:rPr>
           <w:rStyle w:val="VerbatimChar"/>
         </w:rPr>
-        <w:t xml:space="preserve">ReportController</w:t>
+        <w:t xml:space="preserve">        ↓</w:t>
       </w:r>
       <w:r>
-        <w:t xml:space="preserve"> </w:t>
-      </w:r>
-      <w:r>
-        <w:t xml:space="preserve">→</w:t>
-      </w:r>
-      <w:r>
-        <w:t xml:space="preserve"> </w:t>
+        <w:br/>
       </w:r>
       <w:r>
         <w:rPr>
           <w:rStyle w:val="VerbatimChar"/>
         </w:rPr>
-        <w:t xml:space="preserve">ReportService</w:t>
+        <w:t xml:space="preserve">GET /reports/transaction-trends | account-mix | approvals</w:t>
       </w:r>
       <w:r>
-        <w:t xml:space="preserve"> </w:t>
+        <w:br/>
       </w:r>
       <w:r>
-        <w:t xml:space="preserve">aggregating repositories /</w:t>
+        <w:rPr>
+          <w:rStyle w:val="VerbatimChar"/>
+        </w:rPr>
+        <w:t xml:space="preserve">        ↓</w:t>
       </w:r>
       <w:r>
-        <w:t xml:space="preserve"> </w:t>
+        <w:br/>
       </w:r>
       <w:r>
-        <w:t xml:space="preserve">SQL views.</w:t>
+        <w:rPr>
+          <w:rStyle w:val="VerbatimChar"/>
+        </w:rPr>
+        <w:t xml:space="preserve">ReportService aggregations (JPA / native queries)</w:t>
+      </w:r>
+      <w:r>
+        <w:br/>
+      </w:r>
+      <w:r>
+        <w:rPr>
+          <w:rStyle w:val="VerbatimChar"/>
+        </w:rPr>
+        <w:t xml:space="preserve">        ↓</w:t>
+      </w:r>
+      <w:r>
+        <w:br/>
+      </w:r>
+      <w:r>
+        <w:rPr>
+          <w:rStyle w:val="VerbatimChar"/>
+        </w:rPr>
+        <w:t xml:space="preserve">JSON for charts; /pdf endpoints → OpenPDF bytes</w:t>
       </w:r>
     </w:p>
     <w:bookmarkEnd w:id="12"/>
@@ -211,11 +298,21 @@
     <w:p>
       <w:pPr>
         <w:pStyle w:val="FirstParagraph"/>
-        <w:spacing w:after="160" w:line="276" w:lineRule="auto"/>
-        <w:jc w:val="left"/>
       </w:pPr>
       <w:r>
-        <w:t xml:space="preserve">None dedicated; will read</w:t>
+        <w:t xml:space="preserve">No dedicated report tables. Reads</w:t>
+      </w:r>
+      <w:r>
+        <w:t xml:space="preserve"> </w:t>
+      </w:r>
+      <w:r>
+        <w:rPr>
+          <w:rStyle w:val="VerbatimChar"/>
+        </w:rPr>
+        <w:t xml:space="preserve">bank_transaction</w:t>
+      </w:r>
+      <w:r>
+        <w:t xml:space="preserve">,</w:t>
       </w:r>
       <w:r>
         <w:t xml:space="preserve"> </w:t>
@@ -236,19 +333,7 @@
         <w:rPr>
           <w:rStyle w:val="VerbatimChar"/>
         </w:rPr>
-        <w:t xml:space="preserve">customers</w:t>
-      </w:r>
-      <w:r>
-        <w:t xml:space="preserve">, future</w:t>
-      </w:r>
-      <w:r>
-        <w:t xml:space="preserve"> </w:t>
-      </w:r>
-      <w:r>
-        <w:rPr>
-          <w:rStyle w:val="VerbatimChar"/>
-        </w:rPr>
-        <w:t xml:space="preserve">transaction</w:t>
+        <w:t xml:space="preserve">transfer_request</w:t>
       </w:r>
       <w:r>
         <w:t xml:space="preserve">.</w:t>
@@ -267,95 +352,463 @@
     <w:p>
       <w:pPr>
         <w:pStyle w:val="FirstParagraph"/>
-        <w:spacing w:after="160" w:line="276" w:lineRule="auto"/>
-        <w:jc w:val="left"/>
       </w:pPr>
       <w:r>
-        <w:t xml:space="preserve">None</w:t>
+        <w:t xml:space="preserve">Base:</w:t>
+      </w:r>
+      <w:r>
+        <w:t xml:space="preserve"> </w:t>
+      </w:r>
+      <w:r>
+        <w:rPr>
+          <w:rStyle w:val="VerbatimChar"/>
+        </w:rPr>
+        <w:t xml:space="preserve">/reports</w:t>
+      </w:r>
+    </w:p>
+    <w:tbl>
+      <w:tblPr>
+        <w:tblStyle w:val="Table"/>
+        <w:tblW w:type="pct" w:w="4865"/>
+        <w:tblLayout w:type="fixed"/>
+        <w:tblLook w:firstRow="1" w:lastRow="0" w:firstColumn="0" w:lastColumn="0" w:noHBand="0" w:noVBand="0" w:val="0020"/>
+      </w:tblPr>
+      <w:tblGrid>
+        <w:gridCol w:w="963"/>
+        <w:gridCol w:w="3638"/>
+        <w:gridCol w:w="3103"/>
+      </w:tblGrid>
+      <w:tr>
+        <w:trPr>
+          <w:tblHeader w:val="on"/>
+        </w:trPr>
+        <w:tc>
+          <w:tcPr/>
+          <w:p>
+            <w:pPr>
+              <w:pStyle w:val="Compact"/>
+              <w:jc w:val="left"/>
+            </w:pPr>
+            <w:r>
+              <w:t xml:space="preserve">Method</w:t>
+            </w:r>
+          </w:p>
+        </w:tc>
+        <w:tc>
+          <w:tcPr/>
+          <w:p>
+            <w:pPr>
+              <w:pStyle w:val="Compact"/>
+              <w:jc w:val="left"/>
+            </w:pPr>
+            <w:r>
+              <w:t xml:space="preserve">Path</w:t>
+            </w:r>
+          </w:p>
+        </w:tc>
+        <w:tc>
+          <w:tcPr/>
+          <w:p>
+            <w:pPr>
+              <w:pStyle w:val="Compact"/>
+              <w:jc w:val="left"/>
+            </w:pPr>
+            <w:r>
+              <w:t xml:space="preserve">Access</w:t>
+            </w:r>
+          </w:p>
+        </w:tc>
+      </w:tr>
+      <w:tr>
+        <w:tc>
+          <w:tcPr/>
+          <w:p>
+            <w:pPr>
+              <w:pStyle w:val="Compact"/>
+              <w:jc w:val="left"/>
+            </w:pPr>
+            <w:r>
+              <w:t xml:space="preserve">GET</w:t>
+            </w:r>
+            <w:r>
+              <w:t xml:space="preserve"> </w:t>
+            </w:r>
+            <w:r>
+              <w:t xml:space="preserve">GET</w:t>
+            </w:r>
+            <w:r>
+              <w:t xml:space="preserve"> </w:t>
+            </w:r>
+            <w:r>
+              <w:t xml:space="preserve">GET</w:t>
+            </w:r>
+            <w:r>
+              <w:t xml:space="preserve"> </w:t>
+            </w:r>
+            <w:r>
+              <w:t xml:space="preserve">GET</w:t>
+            </w:r>
+            <w:r>
+              <w:t xml:space="preserve"> </w:t>
+            </w:r>
+            <w:r>
+              <w:t xml:space="preserve">GET</w:t>
+            </w:r>
+            <w:r>
+              <w:t xml:space="preserve"> </w:t>
+            </w:r>
+            <w:r>
+              <w:t xml:space="preserve">GET</w:t>
+            </w:r>
+          </w:p>
+        </w:tc>
+        <w:tc>
+          <w:tcPr/>
+          <w:p>
+            <w:pPr>
+              <w:pStyle w:val="Compact"/>
+              <w:jc w:val="left"/>
+            </w:pPr>
+            <w:r>
+              <w:rPr>
+                <w:rStyle w:val="VerbatimChar"/>
+              </w:rPr>
+              <w:t xml:space="preserve">/reports/transaction-trends</w:t>
+            </w:r>
+            <w:r>
+              <w:t xml:space="preserve"> </w:t>
+            </w:r>
+            <w:r>
+              <w:rPr>
+                <w:rStyle w:val="VerbatimChar"/>
+              </w:rPr>
+              <w:t xml:space="preserve">/reports/transaction-trends/pdf</w:t>
+            </w:r>
+            <w:r>
+              <w:t xml:space="preserve"> </w:t>
+            </w:r>
+            <w:r>
+              <w:rPr>
+                <w:rStyle w:val="VerbatimChar"/>
+              </w:rPr>
+              <w:t xml:space="preserve">/reports/account-mix</w:t>
+            </w:r>
+            <w:r>
+              <w:t xml:space="preserve"> </w:t>
+            </w:r>
+            <w:r>
+              <w:rPr>
+                <w:rStyle w:val="VerbatimChar"/>
+              </w:rPr>
+              <w:t xml:space="preserve">/reports/account-mix/pdf</w:t>
+            </w:r>
+            <w:r>
+              <w:t xml:space="preserve"> </w:t>
+            </w:r>
+            <w:r>
+              <w:rPr>
+                <w:rStyle w:val="VerbatimChar"/>
+              </w:rPr>
+              <w:t xml:space="preserve">/reports/approvals</w:t>
+            </w:r>
+            <w:r>
+              <w:t xml:space="preserve"> </w:t>
+            </w:r>
+            <w:r>
+              <w:rPr>
+                <w:rStyle w:val="VerbatimChar"/>
+              </w:rPr>
+              <w:t xml:space="preserve">/reports/approvals/pdf</w:t>
+            </w:r>
+          </w:p>
+        </w:tc>
+        <w:tc>
+          <w:tcPr/>
+          <w:p>
+            <w:pPr>
+              <w:pStyle w:val="Compact"/>
+              <w:jc w:val="left"/>
+            </w:pPr>
+            <w:r>
+              <w:rPr>
+                <w:rStyle w:val="VerbatimChar"/>
+              </w:rPr>
+              <w:t xml:space="preserve">ACCESS_ACCOUNTS_READ</w:t>
+            </w:r>
+            <w:r>
+              <w:t xml:space="preserve"> </w:t>
+            </w:r>
+            <w:r>
+              <w:t xml:space="preserve">same</w:t>
+            </w:r>
+            <w:r>
+              <w:t xml:space="preserve"> </w:t>
+            </w:r>
+            <w:r>
+              <w:rPr>
+                <w:rStyle w:val="VerbatimChar"/>
+              </w:rPr>
+              <w:t xml:space="preserve">ACCESS_ACCOUNTS_READ</w:t>
+            </w:r>
+            <w:r>
+              <w:t xml:space="preserve"> </w:t>
+            </w:r>
+            <w:r>
+              <w:t xml:space="preserve">same</w:t>
+            </w:r>
+            <w:r>
+              <w:t xml:space="preserve"> </w:t>
+            </w:r>
+            <w:r>
+              <w:t xml:space="preserve">ADMIN | MANAGER | AUDITOR</w:t>
+            </w:r>
+            <w:r>
+              <w:t xml:space="preserve"> </w:t>
+            </w:r>
+            <w:r>
+              <w:t xml:space="preserve">same</w:t>
+            </w:r>
+          </w:p>
+        </w:tc>
+      </w:tr>
+    </w:tbl>
+    <w:p>
+      <w:pPr>
+        <w:pStyle w:val="BodyText"/>
+      </w:pPr>
+      <w:r>
+        <w:t xml:space="preserve">Query params typically include</w:t>
+      </w:r>
+      <w:r>
+        <w:t xml:space="preserve"> </w:t>
+      </w:r>
+      <w:r>
+        <w:rPr>
+          <w:rStyle w:val="VerbatimChar"/>
+        </w:rPr>
+        <w:t xml:space="preserve">from</w:t>
+      </w:r>
+      <w:r>
+        <w:t xml:space="preserve"> </w:t>
+      </w:r>
+      <w:r>
+        <w:t xml:space="preserve">/</w:t>
+      </w:r>
+      <w:r>
+        <w:t xml:space="preserve"> </w:t>
+      </w:r>
+      <w:r>
+        <w:rPr>
+          <w:rStyle w:val="VerbatimChar"/>
+        </w:rPr>
+        <w:t xml:space="preserve">to</w:t>
+      </w:r>
+      <w:r>
+        <w:t xml:space="preserve"> </w:t>
+      </w:r>
+      <w:r>
+        <w:t xml:space="preserve">(ISO dates) where</w:t>
+      </w:r>
+      <w:r>
+        <w:t xml:space="preserve"> </w:t>
+      </w:r>
+      <w:r>
+        <w:t xml:space="preserve">applicable. No hard 93-day cap (removed for learning flexibility).</w:t>
       </w:r>
     </w:p>
     <w:bookmarkEnd w:id="14"/>
-    <w:bookmarkStart w:id="15" w:name="X2c09ef9c09752a5f42ef1dccf63cb6ad229fc66"/>
+    <w:bookmarkStart w:id="15" w:name="code-map"/>
     <w:p>
       <w:pPr>
         <w:pStyle w:val="Heading2"/>
       </w:pPr>
       <w:r>
-        <w:t xml:space="preserve">7–13. Controllers / Services / Repositories / DTOs / Entities / Utils / Config</w:t>
+        <w:t xml:space="preserve">7–13. Code map</w:t>
       </w:r>
     </w:p>
-    <w:p>
-      <w:pPr>
-        <w:pStyle w:val="FirstParagraph"/>
-        <w:spacing w:after="160" w:line="276" w:lineRule="auto"/>
-        <w:jc w:val="left"/>
-      </w:pPr>
-      <w:r>
-        <w:t xml:space="preserve">None</w:t>
-      </w:r>
-    </w:p>
+    <w:tbl>
+      <w:tblPr>
+        <w:tblStyle w:val="Table"/>
+        <w:tblW w:type="pct" w:w="4865"/>
+        <w:tblLayout w:type="fixed"/>
+        <w:tblLook w:firstRow="1" w:lastRow="0" w:firstColumn="0" w:lastColumn="0" w:noHBand="0" w:noVBand="0" w:val="0020"/>
+      </w:tblPr>
+      <w:tblGrid>
+        <w:gridCol w:w="1177"/>
+        <w:gridCol w:w="6528"/>
+      </w:tblGrid>
+      <w:tr>
+        <w:trPr>
+          <w:tblHeader w:val="on"/>
+        </w:trPr>
+        <w:tc>
+          <w:tcPr/>
+          <w:p>
+            <w:pPr>
+              <w:pStyle w:val="Compact"/>
+              <w:jc w:val="left"/>
+            </w:pPr>
+            <w:r>
+              <w:t xml:space="preserve">Layer</w:t>
+            </w:r>
+          </w:p>
+        </w:tc>
+        <w:tc>
+          <w:tcPr/>
+          <w:p>
+            <w:pPr>
+              <w:pStyle w:val="Compact"/>
+              <w:jc w:val="left"/>
+            </w:pPr>
+            <w:r>
+              <w:t xml:space="preserve">Classes / paths</w:t>
+            </w:r>
+          </w:p>
+        </w:tc>
+      </w:tr>
+      <w:tr>
+        <w:tc>
+          <w:tcPr/>
+          <w:p>
+            <w:pPr>
+              <w:pStyle w:val="Compact"/>
+              <w:jc w:val="left"/>
+            </w:pPr>
+            <w:r>
+              <w:t xml:space="preserve">Backend</w:t>
+            </w:r>
+          </w:p>
+        </w:tc>
+        <w:tc>
+          <w:tcPr/>
+          <w:p>
+            <w:pPr>
+              <w:pStyle w:val="Compact"/>
+              <w:jc w:val="left"/>
+            </w:pPr>
+            <w:r>
+              <w:rPr>
+                <w:rStyle w:val="VerbatimChar"/>
+              </w:rPr>
+              <w:t xml:space="preserve">com.bankone.report.*</w:t>
+            </w:r>
+            <w:r>
+              <w:t xml:space="preserve"> </w:t>
+            </w:r>
+            <w:r>
+              <w:t xml:space="preserve">—</w:t>
+            </w:r>
+            <w:r>
+              <w:t xml:space="preserve"> </w:t>
+            </w:r>
+            <w:r>
+              <w:rPr>
+                <w:rStyle w:val="VerbatimChar"/>
+              </w:rPr>
+              <w:t xml:space="preserve">ReportController</w:t>
+            </w:r>
+            <w:r>
+              <w:t xml:space="preserve">, services, DTOs,</w:t>
+            </w:r>
+            <w:r>
+              <w:t xml:space="preserve"> </w:t>
+            </w:r>
+            <w:r>
+              <w:t xml:space="preserve">PDF helpers</w:t>
+            </w:r>
+          </w:p>
+        </w:tc>
+      </w:tr>
+      <w:tr>
+        <w:tc>
+          <w:tcPr/>
+          <w:p>
+            <w:pPr>
+              <w:pStyle w:val="Compact"/>
+              <w:jc w:val="left"/>
+            </w:pPr>
+            <w:r>
+              <w:t xml:space="preserve">Frontend</w:t>
+            </w:r>
+          </w:p>
+        </w:tc>
+        <w:tc>
+          <w:tcPr/>
+          <w:p>
+            <w:pPr>
+              <w:pStyle w:val="Compact"/>
+              <w:jc w:val="left"/>
+            </w:pPr>
+            <w:r>
+              <w:rPr>
+                <w:rStyle w:val="VerbatimChar"/>
+              </w:rPr>
+              <w:t xml:space="preserve">features/reports/reports.*</w:t>
+            </w:r>
+            <w:r>
+              <w:t xml:space="preserve"> </w:t>
+            </w:r>
+            <w:r>
+              <w:t xml:space="preserve">— Chart.js, category picker</w:t>
+            </w:r>
+          </w:p>
+        </w:tc>
+      </w:tr>
+    </w:tbl>
     <w:bookmarkEnd w:id="15"/>
-    <w:bookmarkStart w:id="16" w:name="validation-rules"/>
+    <w:bookmarkStart w:id="16" w:name="validation-security-logging-audit"/>
     <w:p>
       <w:pPr>
         <w:pStyle w:val="Heading2"/>
       </w:pPr>
       <w:r>
-        <w:t xml:space="preserve">14. Validation Rules</w:t>
+        <w:t xml:space="preserve">14–18. Validation / Security / Logging / Audit</w:t>
       </w:r>
     </w:p>
     <w:p>
       <w:pPr>
-        <w:pStyle w:val="FirstParagraph"/>
-        <w:spacing w:after="160" w:line="276" w:lineRule="auto"/>
-        <w:jc w:val="left"/>
+        <w:pStyle w:val="Compact"/>
+        <w:numPr>
+          <w:ilvl w:val="0"/>
+          <w:numId w:val="1003"/>
+        </w:numPr>
       </w:pPr>
       <w:r>
-        <w:t xml:space="preserve">Planned: date range limits</w:t>
+        <w:t xml:space="preserve">Approvals reports: role-gated in</w:t>
       </w:r>
-    </w:p>
-    <w:bookmarkEnd w:id="16"/>
-    <w:bookmarkStart w:id="17" w:name="security-rules"/>
-    <w:p>
-      <w:pPr>
-        <w:pStyle w:val="Heading2"/>
-      </w:pPr>
       <w:r>
-        <w:t xml:space="preserve">15. Security Rules</w:t>
+        <w:t xml:space="preserve"> </w:t>
+      </w:r>
+      <w:r>
+        <w:rPr>
+          <w:rStyle w:val="VerbatimChar"/>
+        </w:rPr>
+        <w:t xml:space="preserve">SecurityConfig</w:t>
+      </w:r>
+      <w:r>
+        <w:t xml:space="preserve">.</w:t>
       </w:r>
     </w:p>
     <w:p>
       <w:pPr>
-        <w:pStyle w:val="FirstParagraph"/>
-        <w:spacing w:after="160" w:line="276" w:lineRule="auto"/>
-        <w:jc w:val="left"/>
+        <w:pStyle w:val="Compact"/>
+        <w:numPr>
+          <w:ilvl w:val="0"/>
+          <w:numId w:val="1003"/>
+        </w:numPr>
       </w:pPr>
       <w:r>
-        <w:t xml:space="preserve">Planned: MANAGER/ADMIN (and AUDITOR when activated)</w:t>
+        <w:t xml:space="preserve">Large ranges may be slow on load-test DBs — candidate for caching /</w:t>
+      </w:r>
+      <w:r>
+        <w:t xml:space="preserve"> </w:t>
+      </w:r>
+      <w:r>
+        <w:t xml:space="preserve">read-replica learning topics.</w:t>
       </w:r>
     </w:p>
-    <w:bookmarkEnd w:id="17"/>
-    <w:bookmarkStart w:id="18" w:name="exception-logging-audit"/>
-    <w:p>
-      <w:pPr>
-        <w:pStyle w:val="Heading2"/>
-      </w:pPr>
-      <w:r>
-        <w:t xml:space="preserve">16–18. Exception / Logging / Audit</w:t>
-      </w:r>
-    </w:p>
-    <w:p>
-      <w:pPr>
-        <w:pStyle w:val="FirstParagraph"/>
-        <w:spacing w:after="160" w:line="276" w:lineRule="auto"/>
-        <w:jc w:val="left"/>
-      </w:pPr>
-      <w:r>
-        <w:t xml:space="preserve">N/A</w:t>
-      </w:r>
-    </w:p>
-    <w:bookmarkEnd w:id="18"/>
-    <w:bookmarkStart w:id="19" w:name="testing-strategy"/>
+    <w:bookmarkEnd w:id="16"/>
+    <w:bookmarkStart w:id="17" w:name="testing-strategy"/>
     <w:p>
       <w:pPr>
         <w:pStyle w:val="Heading2"/>
@@ -367,15 +820,13 @@
     <w:p>
       <w:pPr>
         <w:pStyle w:val="FirstParagraph"/>
-        <w:spacing w:after="160" w:line="276" w:lineRule="auto"/>
-        <w:jc w:val="left"/>
       </w:pPr>
       <w:r>
-        <w:t xml:space="preserve">When built: compare report totals to known deposit fixtures</w:t>
+        <w:t xml:space="preserve">Compare trend totals to known deposit fixtures; open PDF in browser.</w:t>
       </w:r>
     </w:p>
-    <w:bookmarkEnd w:id="19"/>
-    <w:bookmarkStart w:id="20" w:name="future-extension-guide"/>
+    <w:bookmarkEnd w:id="17"/>
+    <w:bookmarkStart w:id="18" w:name="future-extension-guide"/>
     <w:p>
       <w:pPr>
         <w:pStyle w:val="Heading2"/>
@@ -387,33 +838,21 @@
     <w:p>
       <w:pPr>
         <w:pStyle w:val="FirstParagraph"/>
-        <w:spacing w:after="160" w:line="276" w:lineRule="auto"/>
-        <w:jc w:val="left"/>
       </w:pPr>
       <w:r>
-        <w:t xml:space="preserve">Block on Transaction ledger for money reports; until then only</w:t>
-      </w:r>
-      <w:r>
-        <w:t xml:space="preserve"> </w:t>
-      </w:r>
-      <w:r>
-        <w:t xml:space="preserve">master-data counts (overlap with Dashboard).</w:t>
+        <w:t xml:space="preserve">Cursor aggregation jobs; cache daily buckets; see TECH_LEARNING_PLAN.</w:t>
       </w:r>
     </w:p>
     <w:p>
-      <w:pPr>
-        <w:spacing w:after="160" w:line="276" w:lineRule="auto"/>
-        <w:jc w:val="left"/>
-      </w:pPr>
       <w:r>
         <w:pict>
           <v:rect style="width:0;height:1.5pt" o:hralign="center" o:hrstd="t" o:hr="t"/>
         </w:pict>
       </w:r>
     </w:p>
-    <w:bookmarkEnd w:id="20"/>
-    <w:bookmarkEnd w:id="21"/>
-    <w:bookmarkStart w:id="24" w:name="future-modification-guide"/>
+    <w:bookmarkEnd w:id="18"/>
+    <w:bookmarkEnd w:id="19"/>
+    <w:bookmarkStart w:id="21" w:name="future-modification-guide"/>
     <w:p>
       <w:pPr>
         <w:pStyle w:val="Heading1"/>
@@ -422,100 +861,50 @@
         <w:t xml:space="preserve">Future Modification Guide</w:t>
       </w:r>
     </w:p>
-    <w:bookmarkStart w:id="22" w:name="X3267a5d6e5750e9ff191a81b610733aa1a543e8"/>
+    <w:bookmarkStart w:id="20" w:name="X66bf08d8446d3a4a819ce3ef0dd22b550204ba6"/>
     <w:p>
       <w:pPr>
         <w:pStyle w:val="Heading3"/>
       </w:pPr>
       <w:r>
-        <w:t xml:space="preserve">Requirement: Add</w:t>
-      </w:r>
-      <w:r>
-        <w:t xml:space="preserve"> </w:t>
-      </w:r>
-      <w:r>
-        <w:t xml:space="preserve">“accounts by status”</w:t>
-      </w:r>
-      <w:r>
-        <w:t xml:space="preserve"> </w:t>
-      </w:r>
-      <w:r>
-        <w:t xml:space="preserve">report</w:t>
+        <w:t xml:space="preserve">Requirement: Add branch filter to account mix</w:t>
       </w:r>
     </w:p>
     <w:tbl>
       <w:tblPr>
         <w:tblStyle w:val="Table"/>
-        <w:tblW w:type="pct" w:w="5000"/>
-        <w:tblLayout w:type="autofit"/>
+        <w:tblW w:type="pct" w:w="4865"/>
+        <w:tblLayout w:type="fixed"/>
         <w:tblLook w:firstRow="1" w:lastRow="0" w:firstColumn="0" w:lastColumn="0" w:noHBand="0" w:noVBand="0" w:val="0020"/>
-        <w:tblBorders>
-          <w:top w:val="single" w:sz="4" w:space="0" w:color="CBD5E0"/>
-          <w:left w:val="single" w:sz="4" w:space="0" w:color="CBD5E0"/>
-          <w:bottom w:val="single" w:sz="4" w:space="0" w:color="CBD5E0"/>
-          <w:right w:val="single" w:sz="4" w:space="0" w:color="CBD5E0"/>
-          <w:insideH w:val="single" w:sz="4" w:space="0" w:color="CBD5E0"/>
-          <w:insideV w:val="single" w:sz="4" w:space="0" w:color="CBD5E0"/>
-        </w:tblBorders>
       </w:tblPr>
       <w:tblGrid>
-        <w:gridCol w:w="2860"/>
-        <w:gridCol w:w="3850"/>
+        <w:gridCol w:w="963"/>
+        <w:gridCol w:w="6742"/>
       </w:tblGrid>
       <w:tr>
         <w:trPr>
           <w:tblHeader w:val="on"/>
         </w:trPr>
         <w:tc>
-          <w:tcPr>
-            <w:tcMar>
-              <w:top w:w="40" w:type="dxa"/>
-              <w:bottom w:w="40" w:type="dxa"/>
-              <w:left w:w="60" w:type="dxa"/>
-              <w:right w:w="60" w:type="dxa"/>
-            </w:tcMar>
-            <w:shd w:fill="1A365D" w:val="clear"/>
-          </w:tcPr>
+          <w:tcPr/>
           <w:p>
             <w:pPr>
               <w:pStyle w:val="Compact"/>
-              <w:spacing w:before="0" w:after="40" w:line="264" w:lineRule="auto"/>
               <w:jc w:val="left"/>
             </w:pPr>
             <w:r>
-              <w:rPr>
-                <w:rFonts w:ascii="Calibri" w:hAnsi="Calibri"/>
-                <w:b/>
-                <w:color w:val="FFFFFF"/>
-                <w:sz w:val="18"/>
-              </w:rPr>
               <w:t xml:space="preserve">Item</w:t>
             </w:r>
           </w:p>
         </w:tc>
         <w:tc>
-          <w:tcPr>
-            <w:tcMar>
-              <w:top w:w="40" w:type="dxa"/>
-              <w:bottom w:w="40" w:type="dxa"/>
-              <w:left w:w="60" w:type="dxa"/>
-              <w:right w:w="60" w:type="dxa"/>
-            </w:tcMar>
-            <w:shd w:fill="1A365D" w:val="clear"/>
-          </w:tcPr>
+          <w:tcPr/>
           <w:p>
             <w:pPr>
               <w:pStyle w:val="Compact"/>
-              <w:spacing w:before="0" w:after="40" w:line="264" w:lineRule="auto"/>
               <w:jc w:val="left"/>
             </w:pPr>
             <w:r>
-              <w:rPr>
-                <w:rFonts w:ascii="Calibri" w:hAnsi="Calibri"/>
-                <w:b/>
-                <w:color w:val="FFFFFF"/>
-                <w:sz w:val="18"/>
-              </w:rPr>
               <w:t xml:space="preserve">Detail</w:t>
             </w:r>
           </w:p>
@@ -523,426 +912,60 @@
       </w:tr>
       <w:tr>
         <w:tc>
-          <w:tcPr>
-            <w:tcMar>
-              <w:top w:w="40" w:type="dxa"/>
-              <w:bottom w:w="40" w:type="dxa"/>
-              <w:left w:w="60" w:type="dxa"/>
-              <w:right w:w="60" w:type="dxa"/>
-            </w:tcMar>
-          </w:tcPr>
+          <w:tcPr/>
           <w:p>
             <w:pPr>
               <w:pStyle w:val="Compact"/>
-              <w:spacing w:before="0" w:after="40" w:line="264" w:lineRule="auto"/>
               <w:jc w:val="left"/>
             </w:pPr>
             <w:r>
-              <w:rPr>
-                <w:rFonts w:ascii="Calibri" w:hAnsi="Calibri"/>
-                <w:sz w:val="18"/>
-              </w:rPr>
               <w:t xml:space="preserve">Files</w:t>
+            </w:r>
+            <w:r>
+              <w:t xml:space="preserve"> </w:t>
+            </w:r>
+            <w:r>
+              <w:t xml:space="preserve">Impact</w:t>
             </w:r>
           </w:p>
         </w:tc>
         <w:tc>
-          <w:tcPr>
-            <w:tcMar>
-              <w:top w:w="40" w:type="dxa"/>
-              <w:bottom w:w="40" w:type="dxa"/>
-              <w:left w:w="60" w:type="dxa"/>
-              <w:right w:w="60" w:type="dxa"/>
-            </w:tcMar>
-          </w:tcPr>
+          <w:tcPr/>
           <w:p>
             <w:pPr>
               <w:pStyle w:val="Compact"/>
-              <w:spacing w:before="0" w:after="40" w:line="264" w:lineRule="auto"/>
               <w:jc w:val="left"/>
             </w:pPr>
             <w:r>
-              <w:rPr>
-                <w:rFonts w:ascii="Calibri" w:hAnsi="Calibri"/>
-                <w:sz w:val="18"/>
-              </w:rPr>
-              <w:t xml:space="preserve">New</w:t>
+              <w:t xml:space="preserve">Report DTO + service query; Angular filter control</w:t>
             </w:r>
             <w:r>
-              <w:rPr>
-                <w:rFonts w:ascii="Calibri" w:hAnsi="Calibri"/>
-                <w:sz w:val="18"/>
-              </w:rPr>
+              <w:t xml:space="preserve"> </w:t>
+            </w:r>
+            <w:r>
+              <w:t xml:space="preserve">Needs consistent</w:t>
+            </w:r>
+            <w:r>
               <w:t xml:space="preserve"> </w:t>
             </w:r>
             <w:r>
               <w:rPr>
                 <w:rStyle w:val="VerbatimChar"/>
-                <w:rFonts w:ascii="Calibri" w:hAnsi="Calibri"/>
-                <w:sz w:val="18"/>
               </w:rPr>
-              <w:t xml:space="preserve">com/bankone/report/**</w:t>
+              <w:t xml:space="preserve">branch_code</w:t>
             </w:r>
             <w:r>
-              <w:rPr>
-                <w:rFonts w:ascii="Calibri" w:hAnsi="Calibri"/>
-                <w:sz w:val="18"/>
-              </w:rPr>
-              <w:t xml:space="preserve">;</w:t>
-            </w:r>
-            <w:r>
-              <w:rPr>
-                <w:rFonts w:ascii="Calibri" w:hAnsi="Calibri"/>
-                <w:sz w:val="18"/>
-              </w:rPr>
               <w:t xml:space="preserve"> </w:t>
             </w:r>
             <w:r>
-              <w:rPr>
-                <w:rStyle w:val="VerbatimChar"/>
-                <w:rFonts w:ascii="Calibri" w:hAnsi="Calibri"/>
-                <w:sz w:val="18"/>
-              </w:rPr>
-              <w:t xml:space="preserve">SecurityConfig</w:t>
-            </w:r>
-            <w:r>
-              <w:rPr>
-                <w:rFonts w:ascii="Calibri" w:hAnsi="Calibri"/>
-                <w:sz w:val="18"/>
-              </w:rPr>
-              <w:t xml:space="preserve">; Angular</w:t>
-            </w:r>
-            <w:r>
-              <w:rPr>
-                <w:rFonts w:ascii="Calibri" w:hAnsi="Calibri"/>
-                <w:sz w:val="18"/>
-              </w:rPr>
-              <w:t xml:space="preserve"> </w:t>
-            </w:r>
-            <w:r>
-              <w:rPr>
-                <w:rStyle w:val="VerbatimChar"/>
-                <w:rFonts w:ascii="Calibri" w:hAnsi="Calibri"/>
-                <w:sz w:val="18"/>
-              </w:rPr>
-              <w:t xml:space="preserve">features/reports</w:t>
-            </w:r>
-            <w:r>
-              <w:rPr>
-                <w:rFonts w:ascii="Calibri" w:hAnsi="Calibri"/>
-                <w:sz w:val="18"/>
-              </w:rPr>
-              <w:t xml:space="preserve">; sidebar</w:t>
-            </w:r>
-            <w:r>
-              <w:rPr>
-                <w:rFonts w:ascii="Calibri" w:hAnsi="Calibri"/>
-                <w:sz w:val="18"/>
-              </w:rPr>
-              <w:t xml:space="preserve"> </w:t>
-            </w:r>
-            <w:r>
-              <w:rPr>
-                <w:rStyle w:val="VerbatimChar"/>
-                <w:rFonts w:ascii="Calibri" w:hAnsi="Calibri"/>
-                <w:sz w:val="18"/>
-              </w:rPr>
-              <w:t xml:space="preserve">routerLink</w:t>
-            </w:r>
-          </w:p>
-        </w:tc>
-      </w:tr>
-      <w:tr>
-        <w:tc>
-          <w:tcPr>
-            <w:tcMar>
-              <w:top w:w="40" w:type="dxa"/>
-              <w:bottom w:w="40" w:type="dxa"/>
-              <w:left w:w="60" w:type="dxa"/>
-              <w:right w:w="60" w:type="dxa"/>
-            </w:tcMar>
-          </w:tcPr>
-          <w:p>
-            <w:pPr>
-              <w:pStyle w:val="Compact"/>
-              <w:spacing w:before="0" w:after="40" w:line="264" w:lineRule="auto"/>
-              <w:jc w:val="left"/>
-            </w:pPr>
-            <w:r>
-              <w:rPr>
-                <w:rFonts w:ascii="Calibri" w:hAnsi="Calibri"/>
-                <w:sz w:val="18"/>
-              </w:rPr>
-              <w:t xml:space="preserve">Classes</w:t>
-            </w:r>
-          </w:p>
-        </w:tc>
-        <w:tc>
-          <w:tcPr>
-            <w:tcMar>
-              <w:top w:w="40" w:type="dxa"/>
-              <w:bottom w:w="40" w:type="dxa"/>
-              <w:left w:w="60" w:type="dxa"/>
-              <w:right w:w="60" w:type="dxa"/>
-            </w:tcMar>
-          </w:tcPr>
-          <w:p>
-            <w:pPr>
-              <w:pStyle w:val="Compact"/>
-              <w:spacing w:before="0" w:after="40" w:line="264" w:lineRule="auto"/>
-              <w:jc w:val="left"/>
-            </w:pPr>
-            <w:r>
-              <w:rPr>
-                <w:rStyle w:val="VerbatimChar"/>
-                <w:rFonts w:ascii="Calibri" w:hAnsi="Calibri"/>
-                <w:sz w:val="18"/>
-              </w:rPr>
-              <w:t xml:space="preserve">ReportController</w:t>
-            </w:r>
-            <w:r>
-              <w:rPr>
-                <w:rFonts w:ascii="Calibri" w:hAnsi="Calibri"/>
-                <w:sz w:val="18"/>
-              </w:rPr>
-              <w:t xml:space="preserve">,</w:t>
-            </w:r>
-            <w:r>
-              <w:rPr>
-                <w:rFonts w:ascii="Calibri" w:hAnsi="Calibri"/>
-                <w:sz w:val="18"/>
-              </w:rPr>
-              <w:t xml:space="preserve"> </w:t>
-            </w:r>
-            <w:r>
-              <w:rPr>
-                <w:rStyle w:val="VerbatimChar"/>
-                <w:rFonts w:ascii="Calibri" w:hAnsi="Calibri"/>
-                <w:sz w:val="18"/>
-              </w:rPr>
-              <w:t xml:space="preserve">ReportService</w:t>
-            </w:r>
-            <w:r>
-              <w:rPr>
-                <w:rFonts w:ascii="Calibri" w:hAnsi="Calibri"/>
-                <w:sz w:val="18"/>
-              </w:rPr>
-              <w:t xml:space="preserve">,</w:t>
-            </w:r>
-            <w:r>
-              <w:rPr>
-                <w:rFonts w:ascii="Calibri" w:hAnsi="Calibri"/>
-                <w:sz w:val="18"/>
-              </w:rPr>
-              <w:t xml:space="preserve"> </w:t>
-            </w:r>
-            <w:r>
-              <w:rPr>
-                <w:rStyle w:val="VerbatimChar"/>
-                <w:rFonts w:ascii="Calibri" w:hAnsi="Calibri"/>
-                <w:sz w:val="18"/>
-              </w:rPr>
-              <w:t xml:space="preserve">AccountRepository</w:t>
-            </w:r>
-            <w:r>
-              <w:rPr>
-                <w:rFonts w:ascii="Calibri" w:hAnsi="Calibri"/>
-                <w:sz w:val="18"/>
-              </w:rPr>
-              <w:t xml:space="preserve"> </w:t>
-            </w:r>
-            <w:r>
-              <w:rPr>
-                <w:rFonts w:ascii="Calibri" w:hAnsi="Calibri"/>
-                <w:sz w:val="18"/>
-              </w:rPr>
-              <w:t xml:space="preserve">(query/spec)</w:t>
-            </w:r>
-          </w:p>
-        </w:tc>
-      </w:tr>
-      <w:tr>
-        <w:tc>
-          <w:tcPr>
-            <w:tcMar>
-              <w:top w:w="40" w:type="dxa"/>
-              <w:bottom w:w="40" w:type="dxa"/>
-              <w:left w:w="60" w:type="dxa"/>
-              <w:right w:w="60" w:type="dxa"/>
-            </w:tcMar>
-          </w:tcPr>
-          <w:p>
-            <w:pPr>
-              <w:pStyle w:val="Compact"/>
-              <w:spacing w:before="0" w:after="40" w:line="264" w:lineRule="auto"/>
-              <w:jc w:val="left"/>
-            </w:pPr>
-            <w:r>
-              <w:rPr>
-                <w:rFonts w:ascii="Calibri" w:hAnsi="Calibri"/>
-                <w:sz w:val="18"/>
-              </w:rPr>
-              <w:t xml:space="preserve">Methods</w:t>
-            </w:r>
-          </w:p>
-        </w:tc>
-        <w:tc>
-          <w:tcPr>
-            <w:tcMar>
-              <w:top w:w="40" w:type="dxa"/>
-              <w:bottom w:w="40" w:type="dxa"/>
-              <w:left w:w="60" w:type="dxa"/>
-              <w:right w:w="60" w:type="dxa"/>
-            </w:tcMar>
-          </w:tcPr>
-          <w:p>
-            <w:pPr>
-              <w:pStyle w:val="Compact"/>
-              <w:spacing w:before="0" w:after="40" w:line="264" w:lineRule="auto"/>
-              <w:jc w:val="left"/>
-            </w:pPr>
-            <w:r>
-              <w:rPr>
-                <w:rFonts w:ascii="Calibri" w:hAnsi="Calibri"/>
-                <w:sz w:val="18"/>
-              </w:rPr>
-              <w:t xml:space="preserve">e.g. </w:t>
-            </w:r>
-            <w:r>
-              <w:rPr>
-                <w:rStyle w:val="VerbatimChar"/>
-                <w:rFonts w:ascii="Calibri" w:hAnsi="Calibri"/>
-                <w:sz w:val="18"/>
-              </w:rPr>
-              <w:t xml:space="preserve">accountsByStatus()</w:t>
-            </w:r>
-          </w:p>
-        </w:tc>
-      </w:tr>
-      <w:tr>
-        <w:tc>
-          <w:tcPr>
-            <w:tcMar>
-              <w:top w:w="40" w:type="dxa"/>
-              <w:bottom w:w="40" w:type="dxa"/>
-              <w:left w:w="60" w:type="dxa"/>
-              <w:right w:w="60" w:type="dxa"/>
-            </w:tcMar>
-          </w:tcPr>
-          <w:p>
-            <w:pPr>
-              <w:pStyle w:val="Compact"/>
-              <w:spacing w:before="0" w:after="40" w:line="264" w:lineRule="auto"/>
-              <w:jc w:val="left"/>
-            </w:pPr>
-            <w:r>
-              <w:rPr>
-                <w:rFonts w:ascii="Calibri" w:hAnsi="Calibri"/>
-                <w:sz w:val="18"/>
-              </w:rPr>
-              <w:t xml:space="preserve">Impact</w:t>
-            </w:r>
-          </w:p>
-        </w:tc>
-        <w:tc>
-          <w:tcPr>
-            <w:tcMar>
-              <w:top w:w="40" w:type="dxa"/>
-              <w:bottom w:w="40" w:type="dxa"/>
-              <w:left w:w="60" w:type="dxa"/>
-              <w:right w:w="60" w:type="dxa"/>
-            </w:tcMar>
-          </w:tcPr>
-          <w:p>
-            <w:pPr>
-              <w:pStyle w:val="Compact"/>
-              <w:spacing w:before="0" w:after="40" w:line="264" w:lineRule="auto"/>
-              <w:jc w:val="left"/>
-            </w:pPr>
-            <w:r>
-              <w:rPr>
-                <w:rFonts w:ascii="Calibri" w:hAnsi="Calibri"/>
-                <w:sz w:val="18"/>
-              </w:rPr>
-              <w:t xml:space="preserve">Dashboard may reuse same service</w:t>
-            </w:r>
-            <w:r>
-              <w:rPr>
-                <w:rFonts w:ascii="Calibri" w:hAnsi="Calibri"/>
-                <w:sz w:val="18"/>
-              </w:rPr>
-              <w:t xml:space="preserve"> </w:t>
-            </w:r>
-            <w:r>
-              <w:rPr>
-                <w:rFonts w:ascii="Calibri" w:hAnsi="Calibri"/>
-                <w:sz w:val="18"/>
-              </w:rPr>
-              <w:t xml:space="preserve">method</w:t>
+              <w:t xml:space="preserve">data quality</w:t>
             </w:r>
           </w:p>
         </w:tc>
       </w:tr>
     </w:tbl>
-    <w:bookmarkEnd w:id="22"/>
-    <w:bookmarkStart w:id="23" w:name="call-hierarchy-target"/>
-    <w:p>
-      <w:pPr>
-        <w:pStyle w:val="Heading3"/>
-      </w:pPr>
-      <w:r>
-        <w:t xml:space="preserve">Call hierarchy (target)</w:t>
-      </w:r>
-    </w:p>
-    <w:p>
-      <w:pPr>
-        <w:pStyle w:val="SourceCode"/>
-      </w:pPr>
-      <w:r>
-        <w:rPr>
-          <w:rStyle w:val="VerbatimChar"/>
-        </w:rPr>
-        <w:t xml:space="preserve">ReportController.accountsByStatus()</w:t>
-      </w:r>
-      <w:r>
-        <w:br/>
-      </w:r>
-      <w:r>
-        <w:rPr>
-          <w:rStyle w:val="VerbatimChar"/>
-        </w:rPr>
-        <w:t xml:space="preserve">        ↓</w:t>
-      </w:r>
-      <w:r>
-        <w:br/>
-      </w:r>
-      <w:r>
-        <w:rPr>
-          <w:rStyle w:val="VerbatimChar"/>
-        </w:rPr>
-        <w:t xml:space="preserve">ReportService.accountsByStatus()</w:t>
-      </w:r>
-      <w:r>
-        <w:br/>
-      </w:r>
-      <w:r>
-        <w:rPr>
-          <w:rStyle w:val="VerbatimChar"/>
-        </w:rPr>
-        <w:t xml:space="preserve">        ↓</w:t>
-      </w:r>
-      <w:r>
-        <w:br/>
-      </w:r>
-      <w:r>
-        <w:rPr>
-          <w:rStyle w:val="VerbatimChar"/>
-        </w:rPr>
-        <w:t xml:space="preserve">AccountRepository (group by status)</w:t>
-      </w:r>
-    </w:p>
-    <w:bookmarkEnd w:id="23"/>
-    <w:bookmarkEnd w:id="24"/>
+    <w:bookmarkEnd w:id="20"/>
+    <w:bookmarkEnd w:id="21"/>
     <w:sectPr>
       <w:pgSz w:h="16838" w:w="11906"/>
       <w:pgMar w:bottom="1134" w:footer="720" w:gutter="0" w:header="720" w:left="1247" w:right="1247" w:top="1134"/>
@@ -1225,6 +1248,194 @@
       </w:pPr>
     </w:lvl>
   </w:abstractNum>
+  <w:abstractNum w:abstractNumId="991">
+    <w:nsid w:val="0000A991"/>
+    <w:multiLevelType w:val="multilevel"/>
+    <w:lvl w:ilvl="0">
+      <w:numFmt w:val="bullet"/>
+      <w:lvlText w:val=""/>
+      <w:lvlJc w:val="left"/>
+      <w:pPr>
+        <w:ind w:left="720" w:hanging="360"/>
+      </w:pPr>
+      <w:rPr>
+        <w:rFonts w:ascii="Symbol" w:hAnsi="Symbol" w:cs="Symbol" w:hint="default"/>
+      </w:rPr>
+    </w:lvl>
+    <w:lvl w:ilvl="1">
+      <w:numFmt w:val="bullet"/>
+      <w:lvlText w:val="o"/>
+      <w:lvlJc w:val="left"/>
+      <w:pPr>
+        <w:ind w:left="1440" w:hanging="360"/>
+      </w:pPr>
+      <w:rPr>
+        <w:rFonts w:ascii="Courier New" w:hAnsi="Courier New" w:cs="Courier New" w:hint="default"/>
+      </w:rPr>
+    </w:lvl>
+    <w:lvl w:ilvl="2">
+      <w:numFmt w:val="bullet"/>
+      <w:lvlText w:val=""/>
+      <w:lvlJc w:val="left"/>
+      <w:pPr>
+        <w:ind w:left="2160" w:hanging="360"/>
+      </w:pPr>
+      <w:rPr>
+        <w:rFonts w:ascii="Wingdings" w:hAnsi="Wingdings" w:cs="Wingdings" w:hint="default"/>
+      </w:rPr>
+    </w:lvl>
+    <w:lvl w:ilvl="3">
+      <w:numFmt w:val="bullet"/>
+      <w:lvlText w:val=""/>
+      <w:lvlJc w:val="left"/>
+      <w:pPr>
+        <w:ind w:left="2880" w:hanging="360"/>
+      </w:pPr>
+      <w:rPr>
+        <w:rFonts w:ascii="Symbol" w:hAnsi="Symbol" w:cs="Symbol" w:hint="default"/>
+      </w:rPr>
+    </w:lvl>
+    <w:lvl w:ilvl="4">
+      <w:numFmt w:val="bullet"/>
+      <w:lvlText w:val="o"/>
+      <w:lvlJc w:val="left"/>
+      <w:pPr>
+        <w:ind w:left="3600" w:hanging="360"/>
+      </w:pPr>
+      <w:rPr>
+        <w:rFonts w:ascii="Courier New" w:hAnsi="Courier New" w:cs="Courier New" w:hint="default"/>
+      </w:rPr>
+    </w:lvl>
+    <w:lvl w:ilvl="5">
+      <w:numFmt w:val="bullet"/>
+      <w:lvlText w:val=""/>
+      <w:lvlJc w:val="left"/>
+      <w:pPr>
+        <w:ind w:left="4320" w:hanging="360"/>
+      </w:pPr>
+      <w:rPr>
+        <w:rFonts w:ascii="Wingdings" w:hAnsi="Wingdings" w:cs="Wingdings" w:hint="default"/>
+      </w:rPr>
+    </w:lvl>
+    <w:lvl w:ilvl="6">
+      <w:numFmt w:val="bullet"/>
+      <w:lvlText w:val=""/>
+      <w:lvlJc w:val="left"/>
+      <w:pPr>
+        <w:ind w:left="5040" w:hanging="360"/>
+      </w:pPr>
+      <w:rPr>
+        <w:rFonts w:ascii="Symbol" w:hAnsi="Symbol" w:cs="Symbol" w:hint="default"/>
+      </w:rPr>
+    </w:lvl>
+    <w:lvl w:ilvl="7">
+      <w:numFmt w:val="bullet"/>
+      <w:lvlText w:val="o"/>
+      <w:lvlJc w:val="left"/>
+      <w:pPr>
+        <w:ind w:left="5760" w:hanging="360"/>
+      </w:pPr>
+      <w:rPr>
+        <w:rFonts w:ascii="Courier New" w:hAnsi="Courier New" w:cs="Courier New" w:hint="default"/>
+      </w:rPr>
+    </w:lvl>
+    <w:lvl w:ilvl="8">
+      <w:numFmt w:val="bullet"/>
+      <w:lvlText w:val=""/>
+      <w:lvlJc w:val="left"/>
+      <w:pPr>
+        <w:ind w:left="6480" w:hanging="360"/>
+      </w:pPr>
+      <w:rPr>
+        <w:rFonts w:ascii="Wingdings" w:hAnsi="Wingdings" w:cs="Wingdings" w:hint="default"/>
+      </w:rPr>
+    </w:lvl>
+  </w:abstractNum>
+  <w:abstractNum w:abstractNumId="99411">
+    <w:nsid w:val="00A99411"/>
+    <w:multiLevelType w:val="multilevel"/>
+    <w:lvl w:ilvl="0">
+      <w:start w:val="1"/>
+      <w:numFmt w:val="decimal"/>
+      <w:lvlText w:val="%1."/>
+      <w:lvlJc w:val="left"/>
+      <w:pPr>
+        <w:ind w:left="720" w:hanging="360"/>
+      </w:pPr>
+    </w:lvl>
+    <w:lvl w:ilvl="1">
+      <w:start w:val="1"/>
+      <w:numFmt w:val="decimal"/>
+      <w:lvlText w:val="%2."/>
+      <w:lvlJc w:val="left"/>
+      <w:pPr>
+        <w:ind w:left="1440" w:hanging="360"/>
+      </w:pPr>
+    </w:lvl>
+    <w:lvl w:ilvl="2">
+      <w:start w:val="1"/>
+      <w:numFmt w:val="decimal"/>
+      <w:lvlText w:val="%3."/>
+      <w:lvlJc w:val="left"/>
+      <w:pPr>
+        <w:ind w:left="2160" w:hanging="360"/>
+      </w:pPr>
+    </w:lvl>
+    <w:lvl w:ilvl="3">
+      <w:start w:val="1"/>
+      <w:numFmt w:val="decimal"/>
+      <w:lvlText w:val="%4."/>
+      <w:lvlJc w:val="left"/>
+      <w:pPr>
+        <w:ind w:left="2880" w:hanging="360"/>
+      </w:pPr>
+    </w:lvl>
+    <w:lvl w:ilvl="4">
+      <w:start w:val="1"/>
+      <w:numFmt w:val="decimal"/>
+      <w:lvlText w:val="%5."/>
+      <w:lvlJc w:val="left"/>
+      <w:pPr>
+        <w:ind w:left="3600" w:hanging="360"/>
+      </w:pPr>
+    </w:lvl>
+    <w:lvl w:ilvl="5">
+      <w:start w:val="1"/>
+      <w:numFmt w:val="decimal"/>
+      <w:lvlText w:val="%6."/>
+      <w:lvlJc w:val="left"/>
+      <w:pPr>
+        <w:ind w:left="4320" w:hanging="360"/>
+      </w:pPr>
+    </w:lvl>
+    <w:lvl w:ilvl="6">
+      <w:start w:val="1"/>
+      <w:numFmt w:val="decimal"/>
+      <w:lvlText w:val="%7."/>
+      <w:lvlJc w:val="left"/>
+      <w:pPr>
+        <w:ind w:left="5040" w:hanging="360"/>
+      </w:pPr>
+    </w:lvl>
+    <w:lvl w:ilvl="7">
+      <w:start w:val="1"/>
+      <w:numFmt w:val="decimal"/>
+      <w:lvlText w:val="%8."/>
+      <w:lvlJc w:val="left"/>
+      <w:pPr>
+        <w:ind w:left="5760" w:hanging="360"/>
+      </w:pPr>
+    </w:lvl>
+    <w:lvl w:ilvl="8">
+      <w:start w:val="1"/>
+      <w:numFmt w:val="decimal"/>
+      <w:lvlText w:val="%9."/>
+      <w:lvlJc w:val="left"/>
+      <w:pPr>
+        <w:ind w:left="6480" w:hanging="360"/>
+      </w:pPr>
+    </w:lvl>
+  </w:abstractNum>
   <w:num w:numId="1">
     <w:abstractNumId w:val="8"/>
   </w:num>
@@ -1254,6 +1465,42 @@
   </w:num>
   <w:num w:numId="1000">
     <w:abstractNumId w:val="990"/>
+  </w:num>
+  <w:num w:numId="1001">
+    <w:abstractNumId w:val="991"/>
+  </w:num>
+  <w:num w:numId="1002">
+    <w:abstractNumId w:val="99411"/>
+    <w:lvlOverride w:ilvl="0">
+      <w:startOverride w:val="1"/>
+    </w:lvlOverride>
+    <w:lvlOverride w:ilvl="1">
+      <w:startOverride w:val="1"/>
+    </w:lvlOverride>
+    <w:lvlOverride w:ilvl="2">
+      <w:startOverride w:val="1"/>
+    </w:lvlOverride>
+    <w:lvlOverride w:ilvl="3">
+      <w:startOverride w:val="1"/>
+    </w:lvlOverride>
+    <w:lvlOverride w:ilvl="4">
+      <w:startOverride w:val="1"/>
+    </w:lvlOverride>
+    <w:lvlOverride w:ilvl="5">
+      <w:startOverride w:val="1"/>
+    </w:lvlOverride>
+    <w:lvlOverride w:ilvl="6">
+      <w:startOverride w:val="1"/>
+    </w:lvlOverride>
+    <w:lvlOverride w:ilvl="7">
+      <w:startOverride w:val="1"/>
+    </w:lvlOverride>
+    <w:lvlOverride w:ilvl="8">
+      <w:startOverride w:val="1"/>
+    </w:lvlOverride>
+  </w:num>
+  <w:num w:numId="1003">
+    <w:abstractNumId w:val="991"/>
   </w:num>
 </w:numbering>
 </file>

--- a/docs/MODULES/Reports.docx
+++ b/docs/MODULES/Reports.docx
@@ -31,6 +31,8 @@
     <w:p>
       <w:pPr>
         <w:pStyle w:val="FirstParagraph"/>
+        <w:spacing w:after="160" w:line="276" w:lineRule="auto"/>
+        <w:jc w:val="left"/>
       </w:pPr>
       <w:r>
         <w:t xml:space="preserve">Staff</w:t>
@@ -59,6 +61,8 @@
           <w:ilvl w:val="0"/>
           <w:numId w:val="1001"/>
         </w:numPr>
+        <w:spacing w:after="160" w:line="276" w:lineRule="auto"/>
+        <w:jc w:val="left"/>
       </w:pPr>
       <w:r>
         <w:t xml:space="preserve">Transaction trends (credits / debits over a date range)</w:t>
@@ -71,6 +75,8 @@
           <w:ilvl w:val="0"/>
           <w:numId w:val="1001"/>
         </w:numPr>
+        <w:spacing w:after="160" w:line="276" w:lineRule="auto"/>
+        <w:jc w:val="left"/>
       </w:pPr>
       <w:r>
         <w:t xml:space="preserve">Account mix (counts by account type / status)</w:t>
@@ -83,6 +89,8 @@
           <w:ilvl w:val="0"/>
           <w:numId w:val="1001"/>
         </w:numPr>
+        <w:spacing w:after="160" w:line="276" w:lineRule="auto"/>
+        <w:jc w:val="left"/>
       </w:pPr>
       <w:r>
         <w:t xml:space="preserve">Transfer approvals summary (ADMIN / MANAGER / AUDITOR)</w:t>
@@ -91,6 +99,8 @@
     <w:p>
       <w:pPr>
         <w:pStyle w:val="FirstParagraph"/>
+        <w:spacing w:after="160" w:line="276" w:lineRule="auto"/>
+        <w:jc w:val="left"/>
       </w:pPr>
       <w:r>
         <w:rPr>
@@ -119,6 +129,8 @@
     <w:p>
       <w:pPr>
         <w:pStyle w:val="FirstParagraph"/>
+        <w:spacing w:after="160" w:line="276" w:lineRule="auto"/>
+        <w:jc w:val="left"/>
       </w:pPr>
       <w:r>
         <w:t xml:space="preserve">Management visibility without raw SQL: trends, portfolio mix, approval</w:t>
@@ -147,6 +159,8 @@
           <w:ilvl w:val="0"/>
           <w:numId w:val="1002"/>
         </w:numPr>
+        <w:spacing w:after="160" w:line="276" w:lineRule="auto"/>
+        <w:jc w:val="left"/>
       </w:pPr>
       <w:r>
         <w:t xml:space="preserve">Sidebar →</w:t>
@@ -193,6 +207,8 @@
           <w:ilvl w:val="0"/>
           <w:numId w:val="1002"/>
         </w:numPr>
+        <w:spacing w:after="160" w:line="276" w:lineRule="auto"/>
+        <w:jc w:val="left"/>
       </w:pPr>
       <w:r>
         <w:t xml:space="preserve">Choose category → set filters → view chart + on-screen table.</w:t>
@@ -205,6 +221,8 @@
           <w:ilvl w:val="0"/>
           <w:numId w:val="1002"/>
         </w:numPr>
+        <w:spacing w:after="160" w:line="276" w:lineRule="auto"/>
+        <w:jc w:val="left"/>
       </w:pPr>
       <w:r>
         <w:t xml:space="preserve">Download PDF.</w:t>
@@ -298,6 +316,8 @@
     <w:p>
       <w:pPr>
         <w:pStyle w:val="FirstParagraph"/>
+        <w:spacing w:after="160" w:line="276" w:lineRule="auto"/>
+        <w:jc w:val="left"/>
       </w:pPr>
       <w:r>
         <w:t xml:space="preserve">No dedicated report tables. Reads</w:t>
@@ -352,6 +372,8 @@
     <w:p>
       <w:pPr>
         <w:pStyle w:val="FirstParagraph"/>
+        <w:spacing w:after="160" w:line="276" w:lineRule="auto"/>
+        <w:jc w:val="left"/>
       </w:pPr>
       <w:r>
         <w:t xml:space="preserve">Base:</w:t>
@@ -369,9 +391,17 @@
     <w:tbl>
       <w:tblPr>
         <w:tblStyle w:val="Table"/>
-        <w:tblW w:type="pct" w:w="4865"/>
-        <w:tblLayout w:type="fixed"/>
+        <w:tblW w:type="pct" w:w="5000"/>
+        <w:tblLayout w:type="autofit"/>
         <w:tblLook w:firstRow="1" w:lastRow="0" w:firstColumn="0" w:lastColumn="0" w:noHBand="0" w:noVBand="0" w:val="0020"/>
+        <w:tblBorders>
+          <w:top w:val="single" w:sz="4" w:space="0" w:color="CBD5E0"/>
+          <w:left w:val="single" w:sz="4" w:space="0" w:color="CBD5E0"/>
+          <w:bottom w:val="single" w:sz="4" w:space="0" w:color="CBD5E0"/>
+          <w:right w:val="single" w:sz="4" w:space="0" w:color="CBD5E0"/>
+          <w:insideH w:val="single" w:sz="4" w:space="0" w:color="CBD5E0"/>
+          <w:insideV w:val="single" w:sz="4" w:space="0" w:color="CBD5E0"/>
+        </w:tblBorders>
       </w:tblPr>
       <w:tblGrid>
         <w:gridCol w:w="963"/>
@@ -383,37 +413,100 @@
           <w:tblHeader w:val="on"/>
         </w:trPr>
         <w:tc>
-          <w:tcPr/>
+          <w:tcPr>
+            <w:tcMar>
+              <w:top w:w="40" w:type="dxa"/>
+              <w:bottom w:w="40" w:type="dxa"/>
+              <w:left w:w="60" w:type="dxa"/>
+              <w:right w:w="60" w:type="dxa"/>
+            </w:tcMar>
+            <w:shd w:fill="1A365D" w:val="clear"/>
+            <w:tcMar>
+              <w:top w:w="40" w:type="dxa"/>
+              <w:bottom w:w="40" w:type="dxa"/>
+              <w:left w:w="60" w:type="dxa"/>
+              <w:right w:w="60" w:type="dxa"/>
+            </w:tcMar>
+          </w:tcPr>
           <w:p>
             <w:pPr>
               <w:pStyle w:val="Compact"/>
+              <w:spacing w:before="0" w:after="40" w:line="264" w:lineRule="auto"/>
               <w:jc w:val="left"/>
             </w:pPr>
             <w:r>
+              <w:rPr>
+                <w:rFonts w:ascii="Calibri" w:hAnsi="Calibri"/>
+                <w:b/>
+                <w:color w:val="FFFFFF"/>
+                <w:sz w:val="18"/>
+              </w:rPr>
               <w:t xml:space="preserve">Method</w:t>
             </w:r>
           </w:p>
         </w:tc>
         <w:tc>
-          <w:tcPr/>
+          <w:tcPr>
+            <w:tcMar>
+              <w:top w:w="40" w:type="dxa"/>
+              <w:bottom w:w="40" w:type="dxa"/>
+              <w:left w:w="60" w:type="dxa"/>
+              <w:right w:w="60" w:type="dxa"/>
+            </w:tcMar>
+            <w:shd w:fill="1A365D" w:val="clear"/>
+            <w:tcMar>
+              <w:top w:w="40" w:type="dxa"/>
+              <w:bottom w:w="40" w:type="dxa"/>
+              <w:left w:w="60" w:type="dxa"/>
+              <w:right w:w="60" w:type="dxa"/>
+            </w:tcMar>
+          </w:tcPr>
           <w:p>
             <w:pPr>
               <w:pStyle w:val="Compact"/>
+              <w:spacing w:before="0" w:after="40" w:line="264" w:lineRule="auto"/>
               <w:jc w:val="left"/>
             </w:pPr>
             <w:r>
+              <w:rPr>
+                <w:rFonts w:ascii="Calibri" w:hAnsi="Calibri"/>
+                <w:b/>
+                <w:color w:val="FFFFFF"/>
+                <w:sz w:val="18"/>
+              </w:rPr>
               <w:t xml:space="preserve">Path</w:t>
             </w:r>
           </w:p>
         </w:tc>
         <w:tc>
-          <w:tcPr/>
+          <w:tcPr>
+            <w:tcMar>
+              <w:top w:w="40" w:type="dxa"/>
+              <w:bottom w:w="40" w:type="dxa"/>
+              <w:left w:w="60" w:type="dxa"/>
+              <w:right w:w="60" w:type="dxa"/>
+            </w:tcMar>
+            <w:shd w:fill="1A365D" w:val="clear"/>
+            <w:tcMar>
+              <w:top w:w="40" w:type="dxa"/>
+              <w:bottom w:w="40" w:type="dxa"/>
+              <w:left w:w="60" w:type="dxa"/>
+              <w:right w:w="60" w:type="dxa"/>
+            </w:tcMar>
+          </w:tcPr>
           <w:p>
             <w:pPr>
               <w:pStyle w:val="Compact"/>
+              <w:spacing w:before="0" w:after="40" w:line="264" w:lineRule="auto"/>
               <w:jc w:val="left"/>
             </w:pPr>
             <w:r>
+              <w:rPr>
+                <w:rFonts w:ascii="Calibri" w:hAnsi="Calibri"/>
+                <w:b/>
+                <w:color w:val="FFFFFF"/>
+                <w:sz w:val="18"/>
+              </w:rPr>
               <w:t xml:space="preserve">Access</w:t>
             </w:r>
           </w:p>
@@ -421,151 +514,309 @@
       </w:tr>
       <w:tr>
         <w:tc>
-          <w:tcPr/>
+          <w:tcPr>
+            <w:tcMar>
+              <w:top w:w="40" w:type="dxa"/>
+              <w:bottom w:w="40" w:type="dxa"/>
+              <w:left w:w="60" w:type="dxa"/>
+              <w:right w:w="60" w:type="dxa"/>
+            </w:tcMar>
+            <w:tcMar>
+              <w:top w:w="40" w:type="dxa"/>
+              <w:bottom w:w="40" w:type="dxa"/>
+              <w:left w:w="60" w:type="dxa"/>
+              <w:right w:w="60" w:type="dxa"/>
+            </w:tcMar>
+          </w:tcPr>
           <w:p>
             <w:pPr>
               <w:pStyle w:val="Compact"/>
+              <w:spacing w:before="0" w:after="40" w:line="264" w:lineRule="auto"/>
               <w:jc w:val="left"/>
             </w:pPr>
             <w:r>
+              <w:rPr>
+                <w:rFonts w:ascii="Calibri" w:hAnsi="Calibri"/>
+                <w:sz w:val="18"/>
+              </w:rPr>
               <w:t xml:space="preserve">GET</w:t>
             </w:r>
             <w:r>
+              <w:rPr>
+                <w:rFonts w:ascii="Calibri" w:hAnsi="Calibri"/>
+                <w:sz w:val="18"/>
+              </w:rPr>
               <w:t xml:space="preserve"> </w:t>
             </w:r>
             <w:r>
+              <w:rPr>
+                <w:rFonts w:ascii="Calibri" w:hAnsi="Calibri"/>
+                <w:sz w:val="18"/>
+              </w:rPr>
               <w:t xml:space="preserve">GET</w:t>
             </w:r>
             <w:r>
+              <w:rPr>
+                <w:rFonts w:ascii="Calibri" w:hAnsi="Calibri"/>
+                <w:sz w:val="18"/>
+              </w:rPr>
               <w:t xml:space="preserve"> </w:t>
             </w:r>
             <w:r>
+              <w:rPr>
+                <w:rFonts w:ascii="Calibri" w:hAnsi="Calibri"/>
+                <w:sz w:val="18"/>
+              </w:rPr>
               <w:t xml:space="preserve">GET</w:t>
             </w:r>
             <w:r>
+              <w:rPr>
+                <w:rFonts w:ascii="Calibri" w:hAnsi="Calibri"/>
+                <w:sz w:val="18"/>
+              </w:rPr>
               <w:t xml:space="preserve"> </w:t>
             </w:r>
             <w:r>
+              <w:rPr>
+                <w:rFonts w:ascii="Calibri" w:hAnsi="Calibri"/>
+                <w:sz w:val="18"/>
+              </w:rPr>
               <w:t xml:space="preserve">GET</w:t>
             </w:r>
             <w:r>
+              <w:rPr>
+                <w:rFonts w:ascii="Calibri" w:hAnsi="Calibri"/>
+                <w:sz w:val="18"/>
+              </w:rPr>
               <w:t xml:space="preserve"> </w:t>
             </w:r>
             <w:r>
+              <w:rPr>
+                <w:rFonts w:ascii="Calibri" w:hAnsi="Calibri"/>
+                <w:sz w:val="18"/>
+              </w:rPr>
               <w:t xml:space="preserve">GET</w:t>
             </w:r>
             <w:r>
+              <w:rPr>
+                <w:rFonts w:ascii="Calibri" w:hAnsi="Calibri"/>
+                <w:sz w:val="18"/>
+              </w:rPr>
               <w:t xml:space="preserve"> </w:t>
             </w:r>
             <w:r>
+              <w:rPr>
+                <w:rFonts w:ascii="Calibri" w:hAnsi="Calibri"/>
+                <w:sz w:val="18"/>
+              </w:rPr>
               <w:t xml:space="preserve">GET</w:t>
             </w:r>
           </w:p>
         </w:tc>
         <w:tc>
-          <w:tcPr/>
+          <w:tcPr>
+            <w:tcMar>
+              <w:top w:w="40" w:type="dxa"/>
+              <w:bottom w:w="40" w:type="dxa"/>
+              <w:left w:w="60" w:type="dxa"/>
+              <w:right w:w="60" w:type="dxa"/>
+            </w:tcMar>
+            <w:tcMar>
+              <w:top w:w="40" w:type="dxa"/>
+              <w:bottom w:w="40" w:type="dxa"/>
+              <w:left w:w="60" w:type="dxa"/>
+              <w:right w:w="60" w:type="dxa"/>
+            </w:tcMar>
+          </w:tcPr>
           <w:p>
             <w:pPr>
               <w:pStyle w:val="Compact"/>
+              <w:spacing w:before="0" w:after="40" w:line="264" w:lineRule="auto"/>
               <w:jc w:val="left"/>
             </w:pPr>
             <w:r>
               <w:rPr>
                 <w:rStyle w:val="VerbatimChar"/>
+                <w:rFonts w:ascii="Calibri" w:hAnsi="Calibri"/>
+                <w:sz w:val="18"/>
               </w:rPr>
               <w:t xml:space="preserve">/reports/transaction-trends</w:t>
             </w:r>
             <w:r>
+              <w:rPr>
+                <w:rFonts w:ascii="Calibri" w:hAnsi="Calibri"/>
+                <w:sz w:val="18"/>
+              </w:rPr>
               <w:t xml:space="preserve"> </w:t>
             </w:r>
             <w:r>
               <w:rPr>
                 <w:rStyle w:val="VerbatimChar"/>
+                <w:rFonts w:ascii="Calibri" w:hAnsi="Calibri"/>
+                <w:sz w:val="18"/>
               </w:rPr>
               <w:t xml:space="preserve">/reports/transaction-trends/pdf</w:t>
             </w:r>
             <w:r>
+              <w:rPr>
+                <w:rFonts w:ascii="Calibri" w:hAnsi="Calibri"/>
+                <w:sz w:val="18"/>
+              </w:rPr>
               <w:t xml:space="preserve"> </w:t>
             </w:r>
             <w:r>
               <w:rPr>
                 <w:rStyle w:val="VerbatimChar"/>
+                <w:rFonts w:ascii="Calibri" w:hAnsi="Calibri"/>
+                <w:sz w:val="18"/>
               </w:rPr>
               <w:t xml:space="preserve">/reports/account-mix</w:t>
             </w:r>
             <w:r>
+              <w:rPr>
+                <w:rFonts w:ascii="Calibri" w:hAnsi="Calibri"/>
+                <w:sz w:val="18"/>
+              </w:rPr>
               <w:t xml:space="preserve"> </w:t>
             </w:r>
             <w:r>
               <w:rPr>
                 <w:rStyle w:val="VerbatimChar"/>
+                <w:rFonts w:ascii="Calibri" w:hAnsi="Calibri"/>
+                <w:sz w:val="18"/>
               </w:rPr>
               <w:t xml:space="preserve">/reports/account-mix/pdf</w:t>
             </w:r>
             <w:r>
+              <w:rPr>
+                <w:rFonts w:ascii="Calibri" w:hAnsi="Calibri"/>
+                <w:sz w:val="18"/>
+              </w:rPr>
               <w:t xml:space="preserve"> </w:t>
             </w:r>
             <w:r>
               <w:rPr>
                 <w:rStyle w:val="VerbatimChar"/>
+                <w:rFonts w:ascii="Calibri" w:hAnsi="Calibri"/>
+                <w:sz w:val="18"/>
               </w:rPr>
               <w:t xml:space="preserve">/reports/approvals</w:t>
             </w:r>
             <w:r>
+              <w:rPr>
+                <w:rFonts w:ascii="Calibri" w:hAnsi="Calibri"/>
+                <w:sz w:val="18"/>
+              </w:rPr>
               <w:t xml:space="preserve"> </w:t>
             </w:r>
             <w:r>
               <w:rPr>
                 <w:rStyle w:val="VerbatimChar"/>
+                <w:rFonts w:ascii="Calibri" w:hAnsi="Calibri"/>
+                <w:sz w:val="18"/>
               </w:rPr>
               <w:t xml:space="preserve">/reports/approvals/pdf</w:t>
             </w:r>
           </w:p>
         </w:tc>
         <w:tc>
-          <w:tcPr/>
+          <w:tcPr>
+            <w:tcMar>
+              <w:top w:w="40" w:type="dxa"/>
+              <w:bottom w:w="40" w:type="dxa"/>
+              <w:left w:w="60" w:type="dxa"/>
+              <w:right w:w="60" w:type="dxa"/>
+            </w:tcMar>
+            <w:tcMar>
+              <w:top w:w="40" w:type="dxa"/>
+              <w:bottom w:w="40" w:type="dxa"/>
+              <w:left w:w="60" w:type="dxa"/>
+              <w:right w:w="60" w:type="dxa"/>
+            </w:tcMar>
+          </w:tcPr>
           <w:p>
             <w:pPr>
               <w:pStyle w:val="Compact"/>
+              <w:spacing w:before="0" w:after="40" w:line="264" w:lineRule="auto"/>
               <w:jc w:val="left"/>
             </w:pPr>
             <w:r>
               <w:rPr>
                 <w:rStyle w:val="VerbatimChar"/>
+                <w:rFonts w:ascii="Calibri" w:hAnsi="Calibri"/>
+                <w:sz w:val="18"/>
               </w:rPr>
               <w:t xml:space="preserve">ACCESS_ACCOUNTS_READ</w:t>
             </w:r>
             <w:r>
+              <w:rPr>
+                <w:rFonts w:ascii="Calibri" w:hAnsi="Calibri"/>
+                <w:sz w:val="18"/>
+              </w:rPr>
               <w:t xml:space="preserve"> </w:t>
             </w:r>
             <w:r>
+              <w:rPr>
+                <w:rFonts w:ascii="Calibri" w:hAnsi="Calibri"/>
+                <w:sz w:val="18"/>
+              </w:rPr>
               <w:t xml:space="preserve">same</w:t>
             </w:r>
             <w:r>
+              <w:rPr>
+                <w:rFonts w:ascii="Calibri" w:hAnsi="Calibri"/>
+                <w:sz w:val="18"/>
+              </w:rPr>
               <w:t xml:space="preserve"> </w:t>
             </w:r>
             <w:r>
               <w:rPr>
                 <w:rStyle w:val="VerbatimChar"/>
+                <w:rFonts w:ascii="Calibri" w:hAnsi="Calibri"/>
+                <w:sz w:val="18"/>
               </w:rPr>
               <w:t xml:space="preserve">ACCESS_ACCOUNTS_READ</w:t>
             </w:r>
             <w:r>
+              <w:rPr>
+                <w:rFonts w:ascii="Calibri" w:hAnsi="Calibri"/>
+                <w:sz w:val="18"/>
+              </w:rPr>
               <w:t xml:space="preserve"> </w:t>
             </w:r>
             <w:r>
+              <w:rPr>
+                <w:rFonts w:ascii="Calibri" w:hAnsi="Calibri"/>
+                <w:sz w:val="18"/>
+              </w:rPr>
               <w:t xml:space="preserve">same</w:t>
             </w:r>
             <w:r>
+              <w:rPr>
+                <w:rFonts w:ascii="Calibri" w:hAnsi="Calibri"/>
+                <w:sz w:val="18"/>
+              </w:rPr>
               <w:t xml:space="preserve"> </w:t>
             </w:r>
             <w:r>
+              <w:rPr>
+                <w:rFonts w:ascii="Calibri" w:hAnsi="Calibri"/>
+                <w:sz w:val="18"/>
+              </w:rPr>
               <w:t xml:space="preserve">ADMIN | MANAGER | AUDITOR</w:t>
             </w:r>
             <w:r>
+              <w:rPr>
+                <w:rFonts w:ascii="Calibri" w:hAnsi="Calibri"/>
+                <w:sz w:val="18"/>
+              </w:rPr>
               <w:t xml:space="preserve"> </w:t>
             </w:r>
             <w:r>
+              <w:rPr>
+                <w:rFonts w:ascii="Calibri" w:hAnsi="Calibri"/>
+                <w:sz w:val="18"/>
+              </w:rPr>
               <w:t xml:space="preserve">same</w:t>
             </w:r>
           </w:p>
@@ -629,9 +880,17 @@
     <w:tbl>
       <w:tblPr>
         <w:tblStyle w:val="Table"/>
-        <w:tblW w:type="pct" w:w="4865"/>
-        <w:tblLayout w:type="fixed"/>
+        <w:tblW w:type="pct" w:w="5000"/>
+        <w:tblLayout w:type="autofit"/>
         <w:tblLook w:firstRow="1" w:lastRow="0" w:firstColumn="0" w:lastColumn="0" w:noHBand="0" w:noVBand="0" w:val="0020"/>
+        <w:tblBorders>
+          <w:top w:val="single" w:sz="4" w:space="0" w:color="CBD5E0"/>
+          <w:left w:val="single" w:sz="4" w:space="0" w:color="CBD5E0"/>
+          <w:bottom w:val="single" w:sz="4" w:space="0" w:color="CBD5E0"/>
+          <w:right w:val="single" w:sz="4" w:space="0" w:color="CBD5E0"/>
+          <w:insideH w:val="single" w:sz="4" w:space="0" w:color="CBD5E0"/>
+          <w:insideV w:val="single" w:sz="4" w:space="0" w:color="CBD5E0"/>
+        </w:tblBorders>
       </w:tblPr>
       <w:tblGrid>
         <w:gridCol w:w="1177"/>
@@ -642,25 +901,67 @@
           <w:tblHeader w:val="on"/>
         </w:trPr>
         <w:tc>
-          <w:tcPr/>
+          <w:tcPr>
+            <w:tcMar>
+              <w:top w:w="40" w:type="dxa"/>
+              <w:bottom w:w="40" w:type="dxa"/>
+              <w:left w:w="60" w:type="dxa"/>
+              <w:right w:w="60" w:type="dxa"/>
+            </w:tcMar>
+            <w:shd w:fill="1A365D" w:val="clear"/>
+            <w:tcMar>
+              <w:top w:w="40" w:type="dxa"/>
+              <w:bottom w:w="40" w:type="dxa"/>
+              <w:left w:w="60" w:type="dxa"/>
+              <w:right w:w="60" w:type="dxa"/>
+            </w:tcMar>
+          </w:tcPr>
           <w:p>
             <w:pPr>
               <w:pStyle w:val="Compact"/>
+              <w:spacing w:before="0" w:after="40" w:line="264" w:lineRule="auto"/>
               <w:jc w:val="left"/>
             </w:pPr>
             <w:r>
+              <w:rPr>
+                <w:rFonts w:ascii="Calibri" w:hAnsi="Calibri"/>
+                <w:b/>
+                <w:color w:val="FFFFFF"/>
+                <w:sz w:val="18"/>
+              </w:rPr>
               <w:t xml:space="preserve">Layer</w:t>
             </w:r>
           </w:p>
         </w:tc>
         <w:tc>
-          <w:tcPr/>
+          <w:tcPr>
+            <w:tcMar>
+              <w:top w:w="40" w:type="dxa"/>
+              <w:bottom w:w="40" w:type="dxa"/>
+              <w:left w:w="60" w:type="dxa"/>
+              <w:right w:w="60" w:type="dxa"/>
+            </w:tcMar>
+            <w:shd w:fill="1A365D" w:val="clear"/>
+            <w:tcMar>
+              <w:top w:w="40" w:type="dxa"/>
+              <w:bottom w:w="40" w:type="dxa"/>
+              <w:left w:w="60" w:type="dxa"/>
+              <w:right w:w="60" w:type="dxa"/>
+            </w:tcMar>
+          </w:tcPr>
           <w:p>
             <w:pPr>
               <w:pStyle w:val="Compact"/>
+              <w:spacing w:before="0" w:after="40" w:line="264" w:lineRule="auto"/>
               <w:jc w:val="left"/>
             </w:pPr>
             <w:r>
+              <w:rPr>
+                <w:rFonts w:ascii="Calibri" w:hAnsi="Calibri"/>
+                <w:b/>
+                <w:color w:val="FFFFFF"/>
+                <w:sz w:val="18"/>
+              </w:rPr>
               <w:t xml:space="preserve">Classes / paths</w:t>
             </w:r>
           </w:p>
@@ -668,52 +969,112 @@
       </w:tr>
       <w:tr>
         <w:tc>
-          <w:tcPr/>
+          <w:tcPr>
+            <w:tcMar>
+              <w:top w:w="40" w:type="dxa"/>
+              <w:bottom w:w="40" w:type="dxa"/>
+              <w:left w:w="60" w:type="dxa"/>
+              <w:right w:w="60" w:type="dxa"/>
+            </w:tcMar>
+            <w:tcMar>
+              <w:top w:w="40" w:type="dxa"/>
+              <w:bottom w:w="40" w:type="dxa"/>
+              <w:left w:w="60" w:type="dxa"/>
+              <w:right w:w="60" w:type="dxa"/>
+            </w:tcMar>
+          </w:tcPr>
           <w:p>
             <w:pPr>
               <w:pStyle w:val="Compact"/>
+              <w:spacing w:before="0" w:after="40" w:line="264" w:lineRule="auto"/>
               <w:jc w:val="left"/>
             </w:pPr>
             <w:r>
+              <w:rPr>
+                <w:rFonts w:ascii="Calibri" w:hAnsi="Calibri"/>
+                <w:sz w:val="18"/>
+              </w:rPr>
               <w:t xml:space="preserve">Backend</w:t>
             </w:r>
           </w:p>
         </w:tc>
         <w:tc>
-          <w:tcPr/>
+          <w:tcPr>
+            <w:tcMar>
+              <w:top w:w="40" w:type="dxa"/>
+              <w:bottom w:w="40" w:type="dxa"/>
+              <w:left w:w="60" w:type="dxa"/>
+              <w:right w:w="60" w:type="dxa"/>
+            </w:tcMar>
+            <w:tcMar>
+              <w:top w:w="40" w:type="dxa"/>
+              <w:bottom w:w="40" w:type="dxa"/>
+              <w:left w:w="60" w:type="dxa"/>
+              <w:right w:w="60" w:type="dxa"/>
+            </w:tcMar>
+          </w:tcPr>
           <w:p>
             <w:pPr>
               <w:pStyle w:val="Compact"/>
+              <w:spacing w:before="0" w:after="40" w:line="264" w:lineRule="auto"/>
               <w:jc w:val="left"/>
             </w:pPr>
             <w:r>
               <w:rPr>
                 <w:rStyle w:val="VerbatimChar"/>
+                <w:rFonts w:ascii="Calibri" w:hAnsi="Calibri"/>
+                <w:sz w:val="18"/>
               </w:rPr>
               <w:t xml:space="preserve">com.bankone.report.*</w:t>
             </w:r>
             <w:r>
+              <w:rPr>
+                <w:rFonts w:ascii="Calibri" w:hAnsi="Calibri"/>
+                <w:sz w:val="18"/>
+              </w:rPr>
               <w:t xml:space="preserve"> </w:t>
             </w:r>
             <w:r>
+              <w:rPr>
+                <w:rFonts w:ascii="Calibri" w:hAnsi="Calibri"/>
+                <w:sz w:val="18"/>
+              </w:rPr>
               <w:t xml:space="preserve">—</w:t>
             </w:r>
             <w:r>
+              <w:rPr>
+                <w:rFonts w:ascii="Calibri" w:hAnsi="Calibri"/>
+                <w:sz w:val="18"/>
+              </w:rPr>
               <w:t xml:space="preserve"> </w:t>
             </w:r>
             <w:r>
               <w:rPr>
                 <w:rStyle w:val="VerbatimChar"/>
+                <w:rFonts w:ascii="Calibri" w:hAnsi="Calibri"/>
+                <w:sz w:val="18"/>
               </w:rPr>
               <w:t xml:space="preserve">ReportController</w:t>
             </w:r>
             <w:r>
+              <w:rPr>
+                <w:rFonts w:ascii="Calibri" w:hAnsi="Calibri"/>
+                <w:sz w:val="18"/>
+              </w:rPr>
               <w:t xml:space="preserve">, services, DTOs,</w:t>
             </w:r>
             <w:r>
+              <w:rPr>
+                <w:rFonts w:ascii="Calibri" w:hAnsi="Calibri"/>
+                <w:sz w:val="18"/>
+              </w:rPr>
               <w:t xml:space="preserve"> </w:t>
             </w:r>
             <w:r>
+              <w:rPr>
+                <w:rFonts w:ascii="Calibri" w:hAnsi="Calibri"/>
+                <w:sz w:val="18"/>
+              </w:rPr>
               <w:t xml:space="preserve">PDF helpers</w:t>
             </w:r>
           </w:p>
@@ -721,34 +1082,76 @@
       </w:tr>
       <w:tr>
         <w:tc>
-          <w:tcPr/>
+          <w:tcPr>
+            <w:tcMar>
+              <w:top w:w="40" w:type="dxa"/>
+              <w:bottom w:w="40" w:type="dxa"/>
+              <w:left w:w="60" w:type="dxa"/>
+              <w:right w:w="60" w:type="dxa"/>
+            </w:tcMar>
+            <w:tcMar>
+              <w:top w:w="40" w:type="dxa"/>
+              <w:bottom w:w="40" w:type="dxa"/>
+              <w:left w:w="60" w:type="dxa"/>
+              <w:right w:w="60" w:type="dxa"/>
+            </w:tcMar>
+          </w:tcPr>
           <w:p>
             <w:pPr>
               <w:pStyle w:val="Compact"/>
+              <w:spacing w:before="0" w:after="40" w:line="264" w:lineRule="auto"/>
               <w:jc w:val="left"/>
             </w:pPr>
             <w:r>
+              <w:rPr>
+                <w:rFonts w:ascii="Calibri" w:hAnsi="Calibri"/>
+                <w:sz w:val="18"/>
+              </w:rPr>
               <w:t xml:space="preserve">Frontend</w:t>
             </w:r>
           </w:p>
         </w:tc>
         <w:tc>
-          <w:tcPr/>
+          <w:tcPr>
+            <w:tcMar>
+              <w:top w:w="40" w:type="dxa"/>
+              <w:bottom w:w="40" w:type="dxa"/>
+              <w:left w:w="60" w:type="dxa"/>
+              <w:right w:w="60" w:type="dxa"/>
+            </w:tcMar>
+            <w:tcMar>
+              <w:top w:w="40" w:type="dxa"/>
+              <w:bottom w:w="40" w:type="dxa"/>
+              <w:left w:w="60" w:type="dxa"/>
+              <w:right w:w="60" w:type="dxa"/>
+            </w:tcMar>
+          </w:tcPr>
           <w:p>
             <w:pPr>
               <w:pStyle w:val="Compact"/>
+              <w:spacing w:before="0" w:after="40" w:line="264" w:lineRule="auto"/>
               <w:jc w:val="left"/>
             </w:pPr>
             <w:r>
               <w:rPr>
                 <w:rStyle w:val="VerbatimChar"/>
+                <w:rFonts w:ascii="Calibri" w:hAnsi="Calibri"/>
+                <w:sz w:val="18"/>
               </w:rPr>
               <w:t xml:space="preserve">features/reports/reports.*</w:t>
             </w:r>
             <w:r>
+              <w:rPr>
+                <w:rFonts w:ascii="Calibri" w:hAnsi="Calibri"/>
+                <w:sz w:val="18"/>
+              </w:rPr>
               <w:t xml:space="preserve"> </w:t>
             </w:r>
             <w:r>
+              <w:rPr>
+                <w:rFonts w:ascii="Calibri" w:hAnsi="Calibri"/>
+                <w:sz w:val="18"/>
+              </w:rPr>
               <w:t xml:space="preserve">— Chart.js, category picker</w:t>
             </w:r>
           </w:p>
@@ -772,6 +1175,8 @@
           <w:ilvl w:val="0"/>
           <w:numId w:val="1003"/>
         </w:numPr>
+        <w:spacing w:after="160" w:line="276" w:lineRule="auto"/>
+        <w:jc w:val="left"/>
       </w:pPr>
       <w:r>
         <w:t xml:space="preserve">Approvals reports: role-gated in</w:t>
@@ -796,6 +1201,8 @@
           <w:ilvl w:val="0"/>
           <w:numId w:val="1003"/>
         </w:numPr>
+        <w:spacing w:after="160" w:line="276" w:lineRule="auto"/>
+        <w:jc w:val="left"/>
       </w:pPr>
       <w:r>
         <w:t xml:space="preserve">Large ranges may be slow on load-test DBs — candidate for caching /</w:t>
@@ -820,6 +1227,8 @@
     <w:p>
       <w:pPr>
         <w:pStyle w:val="FirstParagraph"/>
+        <w:spacing w:after="160" w:line="276" w:lineRule="auto"/>
+        <w:jc w:val="left"/>
       </w:pPr>
       <w:r>
         <w:t xml:space="preserve">Compare trend totals to known deposit fixtures; open PDF in browser.</w:t>
@@ -838,12 +1247,18 @@
     <w:p>
       <w:pPr>
         <w:pStyle w:val="FirstParagraph"/>
+        <w:spacing w:after="160" w:line="276" w:lineRule="auto"/>
+        <w:jc w:val="left"/>
       </w:pPr>
       <w:r>
         <w:t xml:space="preserve">Cursor aggregation jobs; cache daily buckets; see TECH_LEARNING_PLAN.</w:t>
       </w:r>
     </w:p>
     <w:p>
+      <w:pPr>
+        <w:spacing w:after="160" w:line="276" w:lineRule="auto"/>
+        <w:jc w:val="left"/>
+      </w:pPr>
       <w:r>
         <w:pict>
           <v:rect style="width:0;height:1.5pt" o:hralign="center" o:hrstd="t" o:hr="t"/>
@@ -873,9 +1288,17 @@
     <w:tbl>
       <w:tblPr>
         <w:tblStyle w:val="Table"/>
-        <w:tblW w:type="pct" w:w="4865"/>
-        <w:tblLayout w:type="fixed"/>
+        <w:tblW w:type="pct" w:w="5000"/>
+        <w:tblLayout w:type="autofit"/>
         <w:tblLook w:firstRow="1" w:lastRow="0" w:firstColumn="0" w:lastColumn="0" w:noHBand="0" w:noVBand="0" w:val="0020"/>
+        <w:tblBorders>
+          <w:top w:val="single" w:sz="4" w:space="0" w:color="CBD5E0"/>
+          <w:left w:val="single" w:sz="4" w:space="0" w:color="CBD5E0"/>
+          <w:bottom w:val="single" w:sz="4" w:space="0" w:color="CBD5E0"/>
+          <w:right w:val="single" w:sz="4" w:space="0" w:color="CBD5E0"/>
+          <w:insideH w:val="single" w:sz="4" w:space="0" w:color="CBD5E0"/>
+          <w:insideV w:val="single" w:sz="4" w:space="0" w:color="CBD5E0"/>
+        </w:tblBorders>
       </w:tblPr>
       <w:tblGrid>
         <w:gridCol w:w="963"/>
@@ -886,25 +1309,67 @@
           <w:tblHeader w:val="on"/>
         </w:trPr>
         <w:tc>
-          <w:tcPr/>
+          <w:tcPr>
+            <w:tcMar>
+              <w:top w:w="40" w:type="dxa"/>
+              <w:bottom w:w="40" w:type="dxa"/>
+              <w:left w:w="60" w:type="dxa"/>
+              <w:right w:w="60" w:type="dxa"/>
+            </w:tcMar>
+            <w:shd w:fill="1A365D" w:val="clear"/>
+            <w:tcMar>
+              <w:top w:w="40" w:type="dxa"/>
+              <w:bottom w:w="40" w:type="dxa"/>
+              <w:left w:w="60" w:type="dxa"/>
+              <w:right w:w="60" w:type="dxa"/>
+            </w:tcMar>
+          </w:tcPr>
           <w:p>
             <w:pPr>
               <w:pStyle w:val="Compact"/>
+              <w:spacing w:before="0" w:after="40" w:line="264" w:lineRule="auto"/>
               <w:jc w:val="left"/>
             </w:pPr>
             <w:r>
+              <w:rPr>
+                <w:rFonts w:ascii="Calibri" w:hAnsi="Calibri"/>
+                <w:b/>
+                <w:color w:val="FFFFFF"/>
+                <w:sz w:val="18"/>
+              </w:rPr>
               <w:t xml:space="preserve">Item</w:t>
             </w:r>
           </w:p>
         </w:tc>
         <w:tc>
-          <w:tcPr/>
+          <w:tcPr>
+            <w:tcMar>
+              <w:top w:w="40" w:type="dxa"/>
+              <w:bottom w:w="40" w:type="dxa"/>
+              <w:left w:w="60" w:type="dxa"/>
+              <w:right w:w="60" w:type="dxa"/>
+            </w:tcMar>
+            <w:shd w:fill="1A365D" w:val="clear"/>
+            <w:tcMar>
+              <w:top w:w="40" w:type="dxa"/>
+              <w:bottom w:w="40" w:type="dxa"/>
+              <w:left w:w="60" w:type="dxa"/>
+              <w:right w:w="60" w:type="dxa"/>
+            </w:tcMar>
+          </w:tcPr>
           <w:p>
             <w:pPr>
               <w:pStyle w:val="Compact"/>
+              <w:spacing w:before="0" w:after="40" w:line="264" w:lineRule="auto"/>
               <w:jc w:val="left"/>
             </w:pPr>
             <w:r>
+              <w:rPr>
+                <w:rFonts w:ascii="Calibri" w:hAnsi="Calibri"/>
+                <w:b/>
+                <w:color w:val="FFFFFF"/>
+                <w:sz w:val="18"/>
+              </w:rPr>
               <w:t xml:space="preserve">Detail</w:t>
             </w:r>
           </w:p>
@@ -912,52 +1377,118 @@
       </w:tr>
       <w:tr>
         <w:tc>
-          <w:tcPr/>
+          <w:tcPr>
+            <w:tcMar>
+              <w:top w:w="40" w:type="dxa"/>
+              <w:bottom w:w="40" w:type="dxa"/>
+              <w:left w:w="60" w:type="dxa"/>
+              <w:right w:w="60" w:type="dxa"/>
+            </w:tcMar>
+            <w:tcMar>
+              <w:top w:w="40" w:type="dxa"/>
+              <w:bottom w:w="40" w:type="dxa"/>
+              <w:left w:w="60" w:type="dxa"/>
+              <w:right w:w="60" w:type="dxa"/>
+            </w:tcMar>
+          </w:tcPr>
           <w:p>
             <w:pPr>
               <w:pStyle w:val="Compact"/>
+              <w:spacing w:before="0" w:after="40" w:line="264" w:lineRule="auto"/>
               <w:jc w:val="left"/>
             </w:pPr>
             <w:r>
+              <w:rPr>
+                <w:rFonts w:ascii="Calibri" w:hAnsi="Calibri"/>
+                <w:sz w:val="18"/>
+              </w:rPr>
               <w:t xml:space="preserve">Files</w:t>
             </w:r>
             <w:r>
+              <w:rPr>
+                <w:rFonts w:ascii="Calibri" w:hAnsi="Calibri"/>
+                <w:sz w:val="18"/>
+              </w:rPr>
               <w:t xml:space="preserve"> </w:t>
             </w:r>
             <w:r>
+              <w:rPr>
+                <w:rFonts w:ascii="Calibri" w:hAnsi="Calibri"/>
+                <w:sz w:val="18"/>
+              </w:rPr>
               <w:t xml:space="preserve">Impact</w:t>
             </w:r>
           </w:p>
         </w:tc>
         <w:tc>
-          <w:tcPr/>
+          <w:tcPr>
+            <w:tcMar>
+              <w:top w:w="40" w:type="dxa"/>
+              <w:bottom w:w="40" w:type="dxa"/>
+              <w:left w:w="60" w:type="dxa"/>
+              <w:right w:w="60" w:type="dxa"/>
+            </w:tcMar>
+            <w:tcMar>
+              <w:top w:w="40" w:type="dxa"/>
+              <w:bottom w:w="40" w:type="dxa"/>
+              <w:left w:w="60" w:type="dxa"/>
+              <w:right w:w="60" w:type="dxa"/>
+            </w:tcMar>
+          </w:tcPr>
           <w:p>
             <w:pPr>
               <w:pStyle w:val="Compact"/>
+              <w:spacing w:before="0" w:after="40" w:line="264" w:lineRule="auto"/>
               <w:jc w:val="left"/>
             </w:pPr>
             <w:r>
+              <w:rPr>
+                <w:rFonts w:ascii="Calibri" w:hAnsi="Calibri"/>
+                <w:sz w:val="18"/>
+              </w:rPr>
               <w:t xml:space="preserve">Report DTO + service query; Angular filter control</w:t>
             </w:r>
             <w:r>
+              <w:rPr>
+                <w:rFonts w:ascii="Calibri" w:hAnsi="Calibri"/>
+                <w:sz w:val="18"/>
+              </w:rPr>
               <w:t xml:space="preserve"> </w:t>
             </w:r>
             <w:r>
+              <w:rPr>
+                <w:rFonts w:ascii="Calibri" w:hAnsi="Calibri"/>
+                <w:sz w:val="18"/>
+              </w:rPr>
               <w:t xml:space="preserve">Needs consistent</w:t>
             </w:r>
             <w:r>
+              <w:rPr>
+                <w:rFonts w:ascii="Calibri" w:hAnsi="Calibri"/>
+                <w:sz w:val="18"/>
+              </w:rPr>
               <w:t xml:space="preserve"> </w:t>
             </w:r>
             <w:r>
               <w:rPr>
                 <w:rStyle w:val="VerbatimChar"/>
+                <w:rFonts w:ascii="Calibri" w:hAnsi="Calibri"/>
+                <w:sz w:val="18"/>
               </w:rPr>
               <w:t xml:space="preserve">branch_code</w:t>
             </w:r>
             <w:r>
+              <w:rPr>
+                <w:rFonts w:ascii="Calibri" w:hAnsi="Calibri"/>
+                <w:sz w:val="18"/>
+              </w:rPr>
               <w:t xml:space="preserve"> </w:t>
             </w:r>
             <w:r>
+              <w:rPr>
+                <w:rFonts w:ascii="Calibri" w:hAnsi="Calibri"/>
+                <w:sz w:val="18"/>
+              </w:rPr>
               <w:t xml:space="preserve">data quality</w:t>
             </w:r>
           </w:p>
